--- a/klagomål/A 26370-2026 FSC-klagomål.docx
+++ b/klagomål/A 26370-2026 FSC-klagomål.docx
@@ -804,7 +804,7 @@
     <w:r>
       <w:tab/>
       <w:tab/>
-      <w:t>2026-06-15</w:t>
+      <w:t>2026-06-16</w:t>
       <w:br/>
       <w:br/>
     </w:r>

--- a/klagomål/A 26370-2026 FSC-klagomål.docx
+++ b/klagomål/A 26370-2026 FSC-klagomål.docx
@@ -804,7 +804,7 @@
     <w:r>
       <w:tab/>
       <w:tab/>
-      <w:t>2026-06-16</w:t>
+      <w:t>2026-06-17</w:t>
       <w:br/>
       <w:br/>
     </w:r>

--- a/klagomål/A 26370-2026 FSC-klagomål.docx
+++ b/klagomål/A 26370-2026 FSC-klagomål.docx
@@ -1,6 +1,6 @@
 
 <file path=word/document.xml><?xml version="1.0" encoding="utf-8"?>
-<w:document xmlns:wpc="http://schemas.microsoft.com/office/word/2010/wordprocessingCanvas" xmlns:cx="http://schemas.microsoft.com/office/drawing/2014/chartex" xmlns:cx1="http://schemas.microsoft.com/office/drawing/2015/9/8/chartex" xmlns:cx2="http://schemas.microsoft.com/office/drawing/2015/10/21/chartex" xmlns:cx3="http://schemas.microsoft.com/office/drawing/2016/5/9/chartex" xmlns:cx4="http://schemas.microsoft.com/office/drawing/2016/5/10/chartex" xmlns:cx5="http://schemas.microsoft.com/office/drawing/2016/5/11/chartex" xmlns:cx6="http://schemas.microsoft.com/office/drawing/2016/5/12/chartex" xmlns:cx7="http://schemas.microsoft.com/office/drawing/2016/5/13/chartex" xmlns:cx8="http://schemas.microsoft.com/office/drawing/2016/5/14/chartex" xmlns:mc="http://schemas.openxmlformats.org/markup-compatibility/2006" xmlns:aink="http://schemas.microsoft.com/office/drawing/2016/ink" xmlns:am3d="http://schemas.microsoft.com/office/drawing/2017/model3d" xmlns:o="urn:schemas-microsoft-com:office:office" xmlns:oel="http://schemas.microsoft.com/office/2019/extlst" xmlns:r="http://schemas.openxmlformats.org/officeDocument/2006/relationships" xmlns:m="http://schemas.openxmlformats.org/officeDocument/2006/math" xmlns:v="urn:schemas-microsoft-com:vml" xmlns:wp14="http://schemas.microsoft.com/office/word/2010/wordprocessingDrawing" xmlns:wp="http://schemas.openxmlformats.org/drawingml/2006/wordprocessingDrawing" xmlns:w10="urn:schemas-microsoft-com:office:word" xmlns:w="http://schemas.openxmlformats.org/wordprocessingml/2006/main" xmlns:w14="http://schemas.microsoft.com/office/word/2010/wordml" xmlns:w15="http://schemas.microsoft.com/office/word/2012/wordml" xmlns:w16cex="http://schemas.microsoft.com/office/word/2018/wordml/cex" xmlns:w16cid="http://schemas.microsoft.com/office/word/2016/wordml/cid" xmlns:w16="http://schemas.microsoft.com/office/word/2018/wordml" xmlns:w16sdtdh="http://schemas.microsoft.com/office/word/2020/wordml/sdtdatahash" xmlns:w16se="http://schemas.microsoft.com/office/word/2015/wordml/symex" xmlns:wpg="http://schemas.microsoft.com/office/word/2010/wordprocessingGroup" xmlns:wpi="http://schemas.microsoft.com/office/word/2010/wordprocessingInk" xmlns:wne="http://schemas.microsoft.com/office/word/2006/wordml" xmlns:wps="http://schemas.microsoft.com/office/word/2010/wordprocessingShape" mc:Ignorable="w14 w15 w16se w16cid w16 w16cex w16sdtdh wp14">
+<w:document xmlns:wpc="http://schemas.microsoft.com/office/word/2010/wordprocessingCanvas" xmlns:cx="http://schemas.microsoft.com/office/drawing/2014/chartex" xmlns:cx1="http://schemas.microsoft.com/office/drawing/2015/9/8/chartex" xmlns:cx2="http://schemas.microsoft.com/office/drawing/2015/10/21/chartex" xmlns:cx3="http://schemas.microsoft.com/office/drawing/2016/5/9/chartex" xmlns:cx4="http://schemas.microsoft.com/office/drawing/2016/5/10/chartex" xmlns:cx5="http://schemas.microsoft.com/office/drawing/2016/5/11/chartex" xmlns:cx6="http://schemas.microsoft.com/office/drawing/2016/5/12/chartex" xmlns:cx7="http://schemas.microsoft.com/office/drawing/2016/5/13/chartex" xmlns:cx8="http://schemas.microsoft.com/office/drawing/2016/5/14/chartex" xmlns:mc="http://schemas.openxmlformats.org/markup-compatibility/2006" xmlns:aink="http://schemas.microsoft.com/office/drawing/2016/ink" xmlns:am3d="http://schemas.microsoft.com/office/drawing/2017/model3d" xmlns:o="urn:schemas-microsoft-com:office:office" xmlns:oel="http://schemas.microsoft.com/office/2019/extlst" xmlns:r="http://schemas.openxmlformats.org/officeDocument/2006/relationships" xmlns:m="http://schemas.openxmlformats.org/officeDocument/2006/math" xmlns:v="urn:schemas-microsoft-com:vml" xmlns:wp14="http://schemas.microsoft.com/office/word/2010/wordprocessingDrawing" xmlns:wp="http://schemas.openxmlformats.org/drawingml/2006/wordprocessingDrawing" xmlns:w10="urn:schemas-microsoft-com:office:word" xmlns:w="http://schemas.openxmlformats.org/wordprocessingml/2006/main" xmlns:w14="http://schemas.microsoft.com/office/word/2010/wordml" xmlns:w15="http://schemas.microsoft.com/office/word/2012/wordml" xmlns:w16cex="http://schemas.microsoft.com/office/word/2018/wordml/cex" xmlns:w16cid="http://schemas.microsoft.com/office/word/2016/wordml/cid" xmlns:w16="http://schemas.microsoft.com/office/word/2018/wordml" xmlns:w16du="http://schemas.microsoft.com/office/word/2023/wordml/word16du" xmlns:w16sdtdh="http://schemas.microsoft.com/office/word/2020/wordml/sdtdatahash" xmlns:w16sdtfl="http://schemas.microsoft.com/office/word/2024/wordml/sdtformatlock" xmlns:w16se="http://schemas.microsoft.com/office/word/2015/wordml/symex" xmlns:wpg="http://schemas.microsoft.com/office/word/2010/wordprocessingGroup" xmlns:wpi="http://schemas.microsoft.com/office/word/2010/wordprocessingInk" xmlns:wne="http://schemas.microsoft.com/office/word/2006/wordml" xmlns:wps="http://schemas.microsoft.com/office/word/2010/wordprocessingShape" mc:Ignorable="w14 w15 w16se w16cid w16 w16cex w16sdtdh w16sdtfl w16du wp14">
   <w:body>
     <w:p>
       <w:r>
@@ -168,7 +168,7 @@
     </w:p>
     <w:p>
       <w:r>
-        <w:t>Detta dokument behandlar höga naturvärden i avverkningsanmälan A 26370-2026 i Sala kommun. Denna avverkningsanmälan inkom 2026-06-09 23:47:56 och omfattar 1,7 ha.</w:t>
+        <w:t>Detta dokument behandlar höga naturvärden i avverkningsanmälan A 26370-2026 i Sala kommun som inkom 2026-06-09 och omfattar 1,7 ha.</w:t>
       </w:r>
     </w:p>
     <w:p>
@@ -191,12 +191,15 @@
     </w:p>
     <w:p>
       <w:r>
-        <w:t>I avverkningsanmälan har följande 7 naturvårdsarter hittats: porslinsblå spindling (VU), orange taggsvamp (NT), dropptaggsvamp (S), flagellkvastmossa (S), olivspindling (S), skarp dropptaggsvamp (S) och blåsippa (§9). Av dessa är 2 rödlistade. För rödlistade arter har rödlistekategorin angivits inom parentes. Arter som är signalarter enligt Skogsstyrelsen har markerats med (S). För fridlysta arter anges även paragrafen i Artskyddsförordningen som arten är fridlyst enligt.</w:t>
+        <w:t>I och inom 16 meter från avverkningsanmälan har följande 10 naturvårdsarter hittats: garnlav (VU, T), gul taggsvamp (VU, T), porslinsblå spindling (VU, T), dropptaggsvamp (NT, T), gultoppig fingersvamp (NT), orange taggsvamp (NT, T), skarp dropptaggsvamp (NT), flagellkvastmossa (S, T), olivspindling (S) och blåsippa (T, §9). Av dessa är 7 rödlistade. För rödlistade arter har rödlistekategorin angivits inom parentes. Arter som är signalarter enligt Skogsstyrelsen har markerats med (S). Typiska arter inom Natura 2000 som är kopplade till skogsekosystem har markerats med (T). För fridlysta arter anges även paragrafen i Artskyddsförordningen som arten är fridlyst enligt.</w:t>
       </w:r>
     </w:p>
     <w:p>
       <w:r>
-        <w:t>De påträffade naturvårdsarterna är ett tydligt kvitto på att detta rör sig om en skog med höga naturvärden. I Figur 1 visas en karta över det avverkningsanmälda området, där samtliga fyndplatser för naturvårdsarter som finns registrerade på Artportalen har markerats.</w:t>
+        <w:t>De påträffade naturvårdsarterna är ett tydligt kvitto på att det rör sig om en skog med höga naturvärden.</w:t>
+      </w:r>
+      <w:r>
+        <w:t xml:space="preserve"> I Figur 1 visas fyndplatser för naturvårdsarter i området, som finns registrerade på Artportalen.</w:t>
       </w:r>
     </w:p>
     <w:p>
@@ -206,7 +209,7 @@
       <w:r>
         <w:drawing>
           <wp:inline xmlns:a="http://schemas.openxmlformats.org/drawingml/2006/main" xmlns:pic="http://schemas.openxmlformats.org/drawingml/2006/picture">
-            <wp:extent cx="5486400" cy="3784091"/>
+            <wp:extent cx="5486400" cy="5033913"/>
             <wp:docPr id="1" name="Picture 1"/>
             <wp:cNvGraphicFramePr>
               <a:graphicFrameLocks noChangeAspect="1"/>
@@ -227,7 +230,7 @@
                   <pic:spPr>
                     <a:xfrm>
                       <a:off x="0" y="0"/>
-                      <a:ext cx="5486400" cy="3784091"/>
+                      <a:ext cx="5486400" cy="5033913"/>
                     </a:xfrm>
                     <a:prstGeom prst="rect"/>
                   </pic:spPr>
@@ -241,9 +244,60 @@
     <w:p>
       <w:pPr>
         <w:pStyle w:val="Caption"/>
+        <w:spacing w:after="240"/>
       </w:pPr>
       <w:r>
-        <w:t>Figur 1. Fyndplatser för naturvårdsarter i det avverkningsanmälda området (röd linje). Markörer utan svart kant är placerade på fyndplatsen. Markörer med svart kant är placerade vid sidan av fyndplatsen och har ett svart streck som visar fyndplatsens exakta position. Kartans mittpunktskoordinat är N 6669661, E 592076 i SWEREF 99 TM.</w:t>
+        <w:t>Figur 1. Fyndplatser för naturvårdsarter i och inom 16 meter från avverkningsanmälan (röd linje). Markörer utan svart kant är placerade på fyndplatsen. Markörer med svart kant är placerade vid sidan av fyndplatsen och har ett svart streck som visar fyndplatsens exakta position. Kartans mittpunktskoordinat är N 6669661, E 592076 i SWEREF 99 TM.</w:t>
+      </w:r>
+    </w:p>
+    <w:p>
+      <w:pPr>
+        <w:pStyle w:val="Heading2"/>
+      </w:pPr>
+      <w:r>
+        <w:t>Fridlysta arter</w:t>
+      </w:r>
+    </w:p>
+    <w:p>
+      <w:r>
+        <w:t>Följande fridlysta arter har sina livsmiljöer och växtplatser i den avverkningsanmälda skogen: blåsippa (T, §9).</w:t>
+      </w:r>
+    </w:p>
+    <w:p>
+      <w:r>
+        <w:rPr>
+          <w:b/>
+        </w:rPr>
+        <w:t>Blåsippa (§9)</w:t>
+      </w:r>
+      <w:r>
+        <w:t xml:space="preserve"> är typisk art för </w:t>
+      </w:r>
+      <w:r>
+        <w:rPr>
+          <w:i/>
+        </w:rPr>
+        <w:t>9050 Näringsrik granskog, 9020 Nordlig ädellövskog</w:t>
+      </w:r>
+      <w:r>
+        <w:t xml:space="preserve"> och </w:t>
+      </w:r>
+      <w:r>
+        <w:rPr>
+          <w:i/>
+        </w:rPr>
+        <w:t>8240 Karsthällmarker</w:t>
+      </w:r>
+      <w:r>
+        <w:t xml:space="preserve"> (SLU Artdatabanken, 2025).</w:t>
+      </w:r>
+    </w:p>
+    <w:p>
+      <w:pPr>
+        <w:pStyle w:val="Heading2"/>
+      </w:pPr>
+      <w:r>
+        <w:t>Övriga naturvårdsarter</w:t>
       </w:r>
     </w:p>
     <w:p>
@@ -293,6 +347,66 @@
       </w:r>
       <w:r>
         <w:t>(SLU Artdatabanken, 2024; Nitare &amp; Skogsstyrelsen, 2019).</w:t>
+      </w:r>
+    </w:p>
+    <w:p>
+      <w:r>
+        <w:rPr>
+          <w:b/>
+        </w:rPr>
+        <w:t>Garnlav (VU)</w:t>
+      </w:r>
+      <w:r>
+        <w:t xml:space="preserve"> är en utpräglad barrskogsart som ibland kan drapera träden i norrländska grannaturskogar med hög luftfuktighet. Den förekommer även i talldominerade bestånd där den, förutom i trädens grenverk, påträffas hängande över ojämnheter i tallbarken. Arten har minskat starkt i södra och mellersta Sverige och den minskar även i sitt nordliga utbredningsområde. Minskningstakten uppgår till 30 (20–50) % inom 50 år och överstiger gränsvärdet för Sårbar (VU). Orsaken till tillbakagången beror främst på slutavverkningar av naturskogsartade skogar. Bestånd med riklig förekomst bör regelmässigt sparas, vilket även gynnar flera andra sällsynta och rödlistade arter. Garnlav är värdväxt för den mycket sällsynta och akut hotade fjärilen barrskogslavfly (CR) som hör hemma i boreala barrskogar med riklig förekomst av värdväxten. Tidigare kunde arten konstateras årligen på flera platser vid Dala-Floda i Dalarna innan lokalerna kalavverkades. Senaste fyndet i landet av barrskogslavfly är från år 2000 då den påträffades vid Högberget i Sollefteå kommun. Garnlav är typisk art för </w:t>
+      </w:r>
+      <w:r>
+        <w:rPr>
+          <w:i/>
+        </w:rPr>
+        <w:t xml:space="preserve">9010 Taiga </w:t>
+      </w:r>
+      <w:r>
+        <w:t>och</w:t>
+      </w:r>
+      <w:r>
+        <w:rPr>
+          <w:i/>
+        </w:rPr>
+        <w:t xml:space="preserve"> 9070 Trädklädd betesmark</w:t>
+      </w:r>
+      <w:r>
+        <w:t xml:space="preserve"> (SLU Artdatabanken, 2026).</w:t>
+      </w:r>
+    </w:p>
+    <w:p>
+      <w:r>
+        <w:rPr>
+          <w:b/>
+        </w:rPr>
+        <w:t xml:space="preserve">Gul taggsvamp (VU) </w:t>
+      </w:r>
+      <w:r>
+        <w:t xml:space="preserve">bildar mykorrhiza med gran i äldre barrskog med lång kontinuitet. Förekommer på kalkrik eller annan basiskt påverkad mark, ofta i källpåverkade miljöer. Den totala populationen i landet har minskat kraftigt och bedöms fortsätta minska till följd av avverkning av äldre barrskog med lång trädkontinuitet. Minskningstakten överstiger gränsvärdet för sårbar (VU). Arten tål inte en slutavverkning utan kräver ett kontinuerligt äldre trädskikt med gran. Slutavverkning, kraftig gallring och skogsmarksgödsling måste helt undvikas och lokalerna bör skyddas formellt. Gul taggsvamp är typisk art för </w:t>
+      </w:r>
+      <w:r>
+        <w:rPr>
+          <w:i/>
+        </w:rPr>
+        <w:t>9050 Näringsrik granskog</w:t>
+      </w:r>
+      <w:r>
+        <w:t xml:space="preserve"> (SLU Artdatabanken, 2026).</w:t>
+      </w:r>
+    </w:p>
+    <w:p>
+      <w:r>
+        <w:rPr>
+          <w:b/>
+        </w:rPr>
+        <w:t>Gultoppig fingersvamp (NT)</w:t>
+      </w:r>
+      <w:r>
+        <w:t xml:space="preserve"> bildar mykorrhiza med gran i örtrik äldre barrskog. Den är något kalkgynnad och föredrar bördiga granskogar av lågörtstyp. Svampen hotas främst av skogsavverkning och tycks försvinna efter slutavverkning, markberedning och plantering. Skogsområden med arten bör undantas från storskaligt skogsbruk. Slutavverkning, kraftig gallring och skogsgödsling måste undvikas, liksom körning med tunga maskiner (SLU Artdatabanken, 2024).</w:t>
       </w:r>
     </w:p>
     <w:p>
@@ -355,48 +469,6 @@
       </w:r>
       <w:r>
         <w:t>bildar mykorrhiza med både gran och tall, främst i barrskogar med trädkontinuitet. Arten uppträder dels i näringsrik kalkbarrskog och dels i sur lavtallskog. Kalkbarrskogarna är ofta grandominerade, olikåldriga och skiktade på frisk mark med ett örtrikt vegetationsskikt. Lavtallskogarna är i regel magra, torra, ljusöppna och ofta brandpräglade. Den totala populationen i landet har minskat och bedöms fortsätta minska till följd av avverkning av äldre barrskogar. Arten har begränsad förmåga att återetablera sig efter slutavverkning eller andra storskaliga skogsbruksåtgärder. Det saknas indikationer på att arten långsiktigt kan etablera eller reproducera sig i skogsbestånd som brukas med metoder som trakthyggesbruk, markberedning, gödsling eller föryngring med förädlat plantmaterial. Minskningstakten för den svenska populationen bedöms vara nära gränsvärdet för Sårbar (VU) (SLU Artdatabanken, 2026).</w:t>
-      </w:r>
-    </w:p>
-    <w:p>
-      <w:pPr>
-        <w:pStyle w:val="Heading1"/>
-      </w:pPr>
-      <w:r>
-        <w:t>Fridlysta arter</w:t>
-      </w:r>
-    </w:p>
-    <w:p>
-      <w:r>
-        <w:t>Följande fridlysta arter har sina livsmiljöer och växtplatser i den avverkningsanmälda skogen: blåsippa (§9).</w:t>
-      </w:r>
-    </w:p>
-    <w:p>
-      <w:r>
-        <w:rPr>
-          <w:b/>
-        </w:rPr>
-        <w:t>Blåsippa (§9)</w:t>
-      </w:r>
-      <w:r>
-        <w:t xml:space="preserve"> är typisk art för </w:t>
-      </w:r>
-      <w:r>
-        <w:rPr>
-          <w:i/>
-        </w:rPr>
-        <w:t>9050 Näringsrik granskog, 9020 Nordlig ädellövskog</w:t>
-      </w:r>
-      <w:r>
-        <w:t xml:space="preserve"> och </w:t>
-      </w:r>
-      <w:r>
-        <w:rPr>
-          <w:i/>
-        </w:rPr>
-        <w:t>8240 Karsthällmarker</w:t>
-      </w:r>
-      <w:r>
-        <w:t xml:space="preserve"> (SLU Artdatabanken, 2025).</w:t>
       </w:r>
     </w:p>
     <w:p>
@@ -489,7 +561,7 @@
         <w:rPr>
           <w:i/>
         </w:rPr>
-        <w:t>I det avverkningsanmälda skogsområdet har 7 naturvårdsarter varav 2 rödlistade arter sina livsmiljöer och växtplatser.</w:t>
+        <w:t>I det avverkningsanmälda skogsområdet har 10 naturvårdsarter varav 7 rödlistade arter sina livsmiljöer och växtplatser.</w:t>
       </w:r>
     </w:p>
     <w:p>
@@ -694,7 +766,7 @@
 </file>
 
 <file path=word/endnotes.xml><?xml version="1.0" encoding="utf-8"?>
-<w:endnotes xmlns:wpc="http://schemas.microsoft.com/office/word/2010/wordprocessingCanvas" xmlns:cx="http://schemas.microsoft.com/office/drawing/2014/chartex" xmlns:cx1="http://schemas.microsoft.com/office/drawing/2015/9/8/chartex" xmlns:cx2="http://schemas.microsoft.com/office/drawing/2015/10/21/chartex" xmlns:cx3="http://schemas.microsoft.com/office/drawing/2016/5/9/chartex" xmlns:cx4="http://schemas.microsoft.com/office/drawing/2016/5/10/chartex" xmlns:cx5="http://schemas.microsoft.com/office/drawing/2016/5/11/chartex" xmlns:cx6="http://schemas.microsoft.com/office/drawing/2016/5/12/chartex" xmlns:cx7="http://schemas.microsoft.com/office/drawing/2016/5/13/chartex" xmlns:cx8="http://schemas.microsoft.com/office/drawing/2016/5/14/chartex" xmlns:mc="http://schemas.openxmlformats.org/markup-compatibility/2006" xmlns:aink="http://schemas.microsoft.com/office/drawing/2016/ink" xmlns:am3d="http://schemas.microsoft.com/office/drawing/2017/model3d" xmlns:o="urn:schemas-microsoft-com:office:office" xmlns:oel="http://schemas.microsoft.com/office/2019/extlst" xmlns:r="http://schemas.openxmlformats.org/officeDocument/2006/relationships" xmlns:m="http://schemas.openxmlformats.org/officeDocument/2006/math" xmlns:v="urn:schemas-microsoft-com:vml" xmlns:wp14="http://schemas.microsoft.com/office/word/2010/wordprocessingDrawing" xmlns:wp="http://schemas.openxmlformats.org/drawingml/2006/wordprocessingDrawing" xmlns:w10="urn:schemas-microsoft-com:office:word" xmlns:w="http://schemas.openxmlformats.org/wordprocessingml/2006/main" xmlns:w14="http://schemas.microsoft.com/office/word/2010/wordml" xmlns:w15="http://schemas.microsoft.com/office/word/2012/wordml" xmlns:w16cex="http://schemas.microsoft.com/office/word/2018/wordml/cex" xmlns:w16cid="http://schemas.microsoft.com/office/word/2016/wordml/cid" xmlns:w16="http://schemas.microsoft.com/office/word/2018/wordml" xmlns:w16sdtdh="http://schemas.microsoft.com/office/word/2020/wordml/sdtdatahash" xmlns:w16se="http://schemas.microsoft.com/office/word/2015/wordml/symex" xmlns:wpg="http://schemas.microsoft.com/office/word/2010/wordprocessingGroup" xmlns:wpi="http://schemas.microsoft.com/office/word/2010/wordprocessingInk" xmlns:wne="http://schemas.microsoft.com/office/word/2006/wordml" xmlns:wps="http://schemas.microsoft.com/office/word/2010/wordprocessingShape" mc:Ignorable="w14 w15 w16se w16cid w16 w16cex w16sdtdh wp14">
+<w:endnotes xmlns:wpc="http://schemas.microsoft.com/office/word/2010/wordprocessingCanvas" xmlns:cx="http://schemas.microsoft.com/office/drawing/2014/chartex" xmlns:cx1="http://schemas.microsoft.com/office/drawing/2015/9/8/chartex" xmlns:cx2="http://schemas.microsoft.com/office/drawing/2015/10/21/chartex" xmlns:cx3="http://schemas.microsoft.com/office/drawing/2016/5/9/chartex" xmlns:cx4="http://schemas.microsoft.com/office/drawing/2016/5/10/chartex" xmlns:cx5="http://schemas.microsoft.com/office/drawing/2016/5/11/chartex" xmlns:cx6="http://schemas.microsoft.com/office/drawing/2016/5/12/chartex" xmlns:cx7="http://schemas.microsoft.com/office/drawing/2016/5/13/chartex" xmlns:cx8="http://schemas.microsoft.com/office/drawing/2016/5/14/chartex" xmlns:mc="http://schemas.openxmlformats.org/markup-compatibility/2006" xmlns:aink="http://schemas.microsoft.com/office/drawing/2016/ink" xmlns:am3d="http://schemas.microsoft.com/office/drawing/2017/model3d" xmlns:o="urn:schemas-microsoft-com:office:office" xmlns:oel="http://schemas.microsoft.com/office/2019/extlst" xmlns:r="http://schemas.openxmlformats.org/officeDocument/2006/relationships" xmlns:m="http://schemas.openxmlformats.org/officeDocument/2006/math" xmlns:v="urn:schemas-microsoft-com:vml" xmlns:wp14="http://schemas.microsoft.com/office/word/2010/wordprocessingDrawing" xmlns:wp="http://schemas.openxmlformats.org/drawingml/2006/wordprocessingDrawing" xmlns:w10="urn:schemas-microsoft-com:office:word" xmlns:w="http://schemas.openxmlformats.org/wordprocessingml/2006/main" xmlns:w14="http://schemas.microsoft.com/office/word/2010/wordml" xmlns:w15="http://schemas.microsoft.com/office/word/2012/wordml" xmlns:w16cex="http://schemas.microsoft.com/office/word/2018/wordml/cex" xmlns:w16cid="http://schemas.microsoft.com/office/word/2016/wordml/cid" xmlns:w16="http://schemas.microsoft.com/office/word/2018/wordml" xmlns:w16du="http://schemas.microsoft.com/office/word/2023/wordml/word16du" xmlns:w16sdtdh="http://schemas.microsoft.com/office/word/2020/wordml/sdtdatahash" xmlns:w16sdtfl="http://schemas.microsoft.com/office/word/2024/wordml/sdtformatlock" xmlns:w16se="http://schemas.microsoft.com/office/word/2015/wordml/symex" xmlns:wpg="http://schemas.microsoft.com/office/word/2010/wordprocessingGroup" xmlns:wpi="http://schemas.microsoft.com/office/word/2010/wordprocessingInk" xmlns:wne="http://schemas.microsoft.com/office/word/2006/wordml" xmlns:wps="http://schemas.microsoft.com/office/word/2010/wordprocessingShape" mc:Ignorable="w14 w15 w16se w16cid w16 w16cex w16sdtdh w16sdtfl w16du wp14">
   <w:endnote w:type="separator" w:id="-1">
     <w:p>
       <w:pPr>
@@ -719,7 +791,7 @@
 </file>
 
 <file path=word/footer1.xml><?xml version="1.0" encoding="utf-8"?>
-<w:ftr xmlns:wpc="http://schemas.microsoft.com/office/word/2010/wordprocessingCanvas" xmlns:cx="http://schemas.microsoft.com/office/drawing/2014/chartex" xmlns:cx1="http://schemas.microsoft.com/office/drawing/2015/9/8/chartex" xmlns:cx2="http://schemas.microsoft.com/office/drawing/2015/10/21/chartex" xmlns:cx3="http://schemas.microsoft.com/office/drawing/2016/5/9/chartex" xmlns:cx4="http://schemas.microsoft.com/office/drawing/2016/5/10/chartex" xmlns:cx5="http://schemas.microsoft.com/office/drawing/2016/5/11/chartex" xmlns:cx6="http://schemas.microsoft.com/office/drawing/2016/5/12/chartex" xmlns:cx7="http://schemas.microsoft.com/office/drawing/2016/5/13/chartex" xmlns:cx8="http://schemas.microsoft.com/office/drawing/2016/5/14/chartex" xmlns:mc="http://schemas.openxmlformats.org/markup-compatibility/2006" xmlns:aink="http://schemas.microsoft.com/office/drawing/2016/ink" xmlns:am3d="http://schemas.microsoft.com/office/drawing/2017/model3d" xmlns:o="urn:schemas-microsoft-com:office:office" xmlns:oel="http://schemas.microsoft.com/office/2019/extlst" xmlns:r="http://schemas.openxmlformats.org/officeDocument/2006/relationships" xmlns:m="http://schemas.openxmlformats.org/officeDocument/2006/math" xmlns:v="urn:schemas-microsoft-com:vml" xmlns:wp14="http://schemas.microsoft.com/office/word/2010/wordprocessingDrawing" xmlns:wp="http://schemas.openxmlformats.org/drawingml/2006/wordprocessingDrawing" xmlns:w10="urn:schemas-microsoft-com:office:word" xmlns:w="http://schemas.openxmlformats.org/wordprocessingml/2006/main" xmlns:w14="http://schemas.microsoft.com/office/word/2010/wordml" xmlns:w15="http://schemas.microsoft.com/office/word/2012/wordml" xmlns:w16cex="http://schemas.microsoft.com/office/word/2018/wordml/cex" xmlns:w16cid="http://schemas.microsoft.com/office/word/2016/wordml/cid" xmlns:w16="http://schemas.microsoft.com/office/word/2018/wordml" xmlns:w16sdtdh="http://schemas.microsoft.com/office/word/2020/wordml/sdtdatahash" xmlns:w16se="http://schemas.microsoft.com/office/word/2015/wordml/symex" xmlns:wpg="http://schemas.microsoft.com/office/word/2010/wordprocessingGroup" xmlns:wpi="http://schemas.microsoft.com/office/word/2010/wordprocessingInk" xmlns:wne="http://schemas.microsoft.com/office/word/2006/wordml" xmlns:wps="http://schemas.microsoft.com/office/word/2010/wordprocessingShape" mc:Ignorable="w14 w15 w16se w16cid w16 w16cex w16sdtdh wp14">
+<w:ftr xmlns:wpc="http://schemas.microsoft.com/office/word/2010/wordprocessingCanvas" xmlns:cx="http://schemas.microsoft.com/office/drawing/2014/chartex" xmlns:cx1="http://schemas.microsoft.com/office/drawing/2015/9/8/chartex" xmlns:cx2="http://schemas.microsoft.com/office/drawing/2015/10/21/chartex" xmlns:cx3="http://schemas.microsoft.com/office/drawing/2016/5/9/chartex" xmlns:cx4="http://schemas.microsoft.com/office/drawing/2016/5/10/chartex" xmlns:cx5="http://schemas.microsoft.com/office/drawing/2016/5/11/chartex" xmlns:cx6="http://schemas.microsoft.com/office/drawing/2016/5/12/chartex" xmlns:cx7="http://schemas.microsoft.com/office/drawing/2016/5/13/chartex" xmlns:cx8="http://schemas.microsoft.com/office/drawing/2016/5/14/chartex" xmlns:mc="http://schemas.openxmlformats.org/markup-compatibility/2006" xmlns:aink="http://schemas.microsoft.com/office/drawing/2016/ink" xmlns:am3d="http://schemas.microsoft.com/office/drawing/2017/model3d" xmlns:o="urn:schemas-microsoft-com:office:office" xmlns:oel="http://schemas.microsoft.com/office/2019/extlst" xmlns:r="http://schemas.openxmlformats.org/officeDocument/2006/relationships" xmlns:m="http://schemas.openxmlformats.org/officeDocument/2006/math" xmlns:v="urn:schemas-microsoft-com:vml" xmlns:wp14="http://schemas.microsoft.com/office/word/2010/wordprocessingDrawing" xmlns:wp="http://schemas.openxmlformats.org/drawingml/2006/wordprocessingDrawing" xmlns:w10="urn:schemas-microsoft-com:office:word" xmlns:w="http://schemas.openxmlformats.org/wordprocessingml/2006/main" xmlns:w14="http://schemas.microsoft.com/office/word/2010/wordml" xmlns:w15="http://schemas.microsoft.com/office/word/2012/wordml" xmlns:w16cex="http://schemas.microsoft.com/office/word/2018/wordml/cex" xmlns:w16cid="http://schemas.microsoft.com/office/word/2016/wordml/cid" xmlns:w16="http://schemas.microsoft.com/office/word/2018/wordml" xmlns:w16du="http://schemas.microsoft.com/office/word/2023/wordml/word16du" xmlns:w16sdtdh="http://schemas.microsoft.com/office/word/2020/wordml/sdtdatahash" xmlns:w16sdtfl="http://schemas.microsoft.com/office/word/2024/wordml/sdtformatlock" xmlns:w16se="http://schemas.microsoft.com/office/word/2015/wordml/symex" xmlns:wpg="http://schemas.microsoft.com/office/word/2010/wordprocessingGroup" xmlns:wpi="http://schemas.microsoft.com/office/word/2010/wordprocessingInk" xmlns:wne="http://schemas.microsoft.com/office/word/2006/wordml" xmlns:wps="http://schemas.microsoft.com/office/word/2010/wordprocessingShape" mc:Ignorable="w14 w15 w16se w16cid w16 w16cex w16sdtdh w16sdtfl w16du wp14">
   <w:p>
     <w:pPr>
       <w:pStyle w:val="Footer"/>
@@ -729,7 +801,7 @@
 </file>
 
 <file path=word/footer2.xml><?xml version="1.0" encoding="utf-8"?>
-<w:ftr xmlns:wpc="http://schemas.microsoft.com/office/word/2010/wordprocessingCanvas" xmlns:cx="http://schemas.microsoft.com/office/drawing/2014/chartex" xmlns:cx1="http://schemas.microsoft.com/office/drawing/2015/9/8/chartex" xmlns:cx2="http://schemas.microsoft.com/office/drawing/2015/10/21/chartex" xmlns:cx3="http://schemas.microsoft.com/office/drawing/2016/5/9/chartex" xmlns:cx4="http://schemas.microsoft.com/office/drawing/2016/5/10/chartex" xmlns:cx5="http://schemas.microsoft.com/office/drawing/2016/5/11/chartex" xmlns:cx6="http://schemas.microsoft.com/office/drawing/2016/5/12/chartex" xmlns:cx7="http://schemas.microsoft.com/office/drawing/2016/5/13/chartex" xmlns:cx8="http://schemas.microsoft.com/office/drawing/2016/5/14/chartex" xmlns:mc="http://schemas.openxmlformats.org/markup-compatibility/2006" xmlns:aink="http://schemas.microsoft.com/office/drawing/2016/ink" xmlns:am3d="http://schemas.microsoft.com/office/drawing/2017/model3d" xmlns:o="urn:schemas-microsoft-com:office:office" xmlns:oel="http://schemas.microsoft.com/office/2019/extlst" xmlns:r="http://schemas.openxmlformats.org/officeDocument/2006/relationships" xmlns:m="http://schemas.openxmlformats.org/officeDocument/2006/math" xmlns:v="urn:schemas-microsoft-com:vml" xmlns:wp14="http://schemas.microsoft.com/office/word/2010/wordprocessingDrawing" xmlns:wp="http://schemas.openxmlformats.org/drawingml/2006/wordprocessingDrawing" xmlns:w10="urn:schemas-microsoft-com:office:word" xmlns:w="http://schemas.openxmlformats.org/wordprocessingml/2006/main" xmlns:w14="http://schemas.microsoft.com/office/word/2010/wordml" xmlns:w15="http://schemas.microsoft.com/office/word/2012/wordml" xmlns:w16cex="http://schemas.microsoft.com/office/word/2018/wordml/cex" xmlns:w16cid="http://schemas.microsoft.com/office/word/2016/wordml/cid" xmlns:w16="http://schemas.microsoft.com/office/word/2018/wordml" xmlns:w16sdtdh="http://schemas.microsoft.com/office/word/2020/wordml/sdtdatahash" xmlns:w16se="http://schemas.microsoft.com/office/word/2015/wordml/symex" xmlns:wpg="http://schemas.microsoft.com/office/word/2010/wordprocessingGroup" xmlns:wpi="http://schemas.microsoft.com/office/word/2010/wordprocessingInk" xmlns:wne="http://schemas.microsoft.com/office/word/2006/wordml" xmlns:wps="http://schemas.microsoft.com/office/word/2010/wordprocessingShape" mc:Ignorable="w14 w15 w16se w16cid w16 w16cex w16sdtdh wp14">
+<w:ftr xmlns:wpc="http://schemas.microsoft.com/office/word/2010/wordprocessingCanvas" xmlns:cx="http://schemas.microsoft.com/office/drawing/2014/chartex" xmlns:cx1="http://schemas.microsoft.com/office/drawing/2015/9/8/chartex" xmlns:cx2="http://schemas.microsoft.com/office/drawing/2015/10/21/chartex" xmlns:cx3="http://schemas.microsoft.com/office/drawing/2016/5/9/chartex" xmlns:cx4="http://schemas.microsoft.com/office/drawing/2016/5/10/chartex" xmlns:cx5="http://schemas.microsoft.com/office/drawing/2016/5/11/chartex" xmlns:cx6="http://schemas.microsoft.com/office/drawing/2016/5/12/chartex" xmlns:cx7="http://schemas.microsoft.com/office/drawing/2016/5/13/chartex" xmlns:cx8="http://schemas.microsoft.com/office/drawing/2016/5/14/chartex" xmlns:mc="http://schemas.openxmlformats.org/markup-compatibility/2006" xmlns:aink="http://schemas.microsoft.com/office/drawing/2016/ink" xmlns:am3d="http://schemas.microsoft.com/office/drawing/2017/model3d" xmlns:o="urn:schemas-microsoft-com:office:office" xmlns:oel="http://schemas.microsoft.com/office/2019/extlst" xmlns:r="http://schemas.openxmlformats.org/officeDocument/2006/relationships" xmlns:m="http://schemas.openxmlformats.org/officeDocument/2006/math" xmlns:v="urn:schemas-microsoft-com:vml" xmlns:wp14="http://schemas.microsoft.com/office/word/2010/wordprocessingDrawing" xmlns:wp="http://schemas.openxmlformats.org/drawingml/2006/wordprocessingDrawing" xmlns:w10="urn:schemas-microsoft-com:office:word" xmlns:w="http://schemas.openxmlformats.org/wordprocessingml/2006/main" xmlns:w14="http://schemas.microsoft.com/office/word/2010/wordml" xmlns:w15="http://schemas.microsoft.com/office/word/2012/wordml" xmlns:w16cex="http://schemas.microsoft.com/office/word/2018/wordml/cex" xmlns:w16cid="http://schemas.microsoft.com/office/word/2016/wordml/cid" xmlns:w16="http://schemas.microsoft.com/office/word/2018/wordml" xmlns:w16du="http://schemas.microsoft.com/office/word/2023/wordml/word16du" xmlns:w16sdtdh="http://schemas.microsoft.com/office/word/2020/wordml/sdtdatahash" xmlns:w16sdtfl="http://schemas.microsoft.com/office/word/2024/wordml/sdtformatlock" xmlns:w16se="http://schemas.microsoft.com/office/word/2015/wordml/symex" xmlns:wpg="http://schemas.microsoft.com/office/word/2010/wordprocessingGroup" xmlns:wpi="http://schemas.microsoft.com/office/word/2010/wordprocessingInk" xmlns:wne="http://schemas.microsoft.com/office/word/2006/wordml" xmlns:wps="http://schemas.microsoft.com/office/word/2010/wordprocessingShape" mc:Ignorable="w14 w15 w16se w16cid w16 w16cex w16sdtdh w16sdtfl w16du wp14">
   <w:p>
     <w:pPr>
       <w:pStyle w:val="Footer"/>
@@ -739,7 +811,7 @@
 </file>
 
 <file path=word/footer3.xml><?xml version="1.0" encoding="utf-8"?>
-<w:ftr xmlns:wpc="http://schemas.microsoft.com/office/word/2010/wordprocessingCanvas" xmlns:cx="http://schemas.microsoft.com/office/drawing/2014/chartex" xmlns:cx1="http://schemas.microsoft.com/office/drawing/2015/9/8/chartex" xmlns:cx2="http://schemas.microsoft.com/office/drawing/2015/10/21/chartex" xmlns:cx3="http://schemas.microsoft.com/office/drawing/2016/5/9/chartex" xmlns:cx4="http://schemas.microsoft.com/office/drawing/2016/5/10/chartex" xmlns:cx5="http://schemas.microsoft.com/office/drawing/2016/5/11/chartex" xmlns:cx6="http://schemas.microsoft.com/office/drawing/2016/5/12/chartex" xmlns:cx7="http://schemas.microsoft.com/office/drawing/2016/5/13/chartex" xmlns:cx8="http://schemas.microsoft.com/office/drawing/2016/5/14/chartex" xmlns:mc="http://schemas.openxmlformats.org/markup-compatibility/2006" xmlns:aink="http://schemas.microsoft.com/office/drawing/2016/ink" xmlns:am3d="http://schemas.microsoft.com/office/drawing/2017/model3d" xmlns:o="urn:schemas-microsoft-com:office:office" xmlns:oel="http://schemas.microsoft.com/office/2019/extlst" xmlns:r="http://schemas.openxmlformats.org/officeDocument/2006/relationships" xmlns:m="http://schemas.openxmlformats.org/officeDocument/2006/math" xmlns:v="urn:schemas-microsoft-com:vml" xmlns:wp14="http://schemas.microsoft.com/office/word/2010/wordprocessingDrawing" xmlns:wp="http://schemas.openxmlformats.org/drawingml/2006/wordprocessingDrawing" xmlns:w10="urn:schemas-microsoft-com:office:word" xmlns:w="http://schemas.openxmlformats.org/wordprocessingml/2006/main" xmlns:w14="http://schemas.microsoft.com/office/word/2010/wordml" xmlns:w15="http://schemas.microsoft.com/office/word/2012/wordml" xmlns:w16cex="http://schemas.microsoft.com/office/word/2018/wordml/cex" xmlns:w16cid="http://schemas.microsoft.com/office/word/2016/wordml/cid" xmlns:w16="http://schemas.microsoft.com/office/word/2018/wordml" xmlns:w16sdtdh="http://schemas.microsoft.com/office/word/2020/wordml/sdtdatahash" xmlns:w16se="http://schemas.microsoft.com/office/word/2015/wordml/symex" xmlns:wpg="http://schemas.microsoft.com/office/word/2010/wordprocessingGroup" xmlns:wpi="http://schemas.microsoft.com/office/word/2010/wordprocessingInk" xmlns:wne="http://schemas.microsoft.com/office/word/2006/wordml" xmlns:wps="http://schemas.microsoft.com/office/word/2010/wordprocessingShape" mc:Ignorable="w14 w15 w16se w16cid w16 w16cex w16sdtdh wp14">
+<w:ftr xmlns:wpc="http://schemas.microsoft.com/office/word/2010/wordprocessingCanvas" xmlns:cx="http://schemas.microsoft.com/office/drawing/2014/chartex" xmlns:cx1="http://schemas.microsoft.com/office/drawing/2015/9/8/chartex" xmlns:cx2="http://schemas.microsoft.com/office/drawing/2015/10/21/chartex" xmlns:cx3="http://schemas.microsoft.com/office/drawing/2016/5/9/chartex" xmlns:cx4="http://schemas.microsoft.com/office/drawing/2016/5/10/chartex" xmlns:cx5="http://schemas.microsoft.com/office/drawing/2016/5/11/chartex" xmlns:cx6="http://schemas.microsoft.com/office/drawing/2016/5/12/chartex" xmlns:cx7="http://schemas.microsoft.com/office/drawing/2016/5/13/chartex" xmlns:cx8="http://schemas.microsoft.com/office/drawing/2016/5/14/chartex" xmlns:mc="http://schemas.openxmlformats.org/markup-compatibility/2006" xmlns:aink="http://schemas.microsoft.com/office/drawing/2016/ink" xmlns:am3d="http://schemas.microsoft.com/office/drawing/2017/model3d" xmlns:o="urn:schemas-microsoft-com:office:office" xmlns:oel="http://schemas.microsoft.com/office/2019/extlst" xmlns:r="http://schemas.openxmlformats.org/officeDocument/2006/relationships" xmlns:m="http://schemas.openxmlformats.org/officeDocument/2006/math" xmlns:v="urn:schemas-microsoft-com:vml" xmlns:wp14="http://schemas.microsoft.com/office/word/2010/wordprocessingDrawing" xmlns:wp="http://schemas.openxmlformats.org/drawingml/2006/wordprocessingDrawing" xmlns:w10="urn:schemas-microsoft-com:office:word" xmlns:w="http://schemas.openxmlformats.org/wordprocessingml/2006/main" xmlns:w14="http://schemas.microsoft.com/office/word/2010/wordml" xmlns:w15="http://schemas.microsoft.com/office/word/2012/wordml" xmlns:w16cex="http://schemas.microsoft.com/office/word/2018/wordml/cex" xmlns:w16cid="http://schemas.microsoft.com/office/word/2016/wordml/cid" xmlns:w16="http://schemas.microsoft.com/office/word/2018/wordml" xmlns:w16du="http://schemas.microsoft.com/office/word/2023/wordml/word16du" xmlns:w16sdtdh="http://schemas.microsoft.com/office/word/2020/wordml/sdtdatahash" xmlns:w16sdtfl="http://schemas.microsoft.com/office/word/2024/wordml/sdtformatlock" xmlns:w16se="http://schemas.microsoft.com/office/word/2015/wordml/symex" xmlns:wpg="http://schemas.microsoft.com/office/word/2010/wordprocessingGroup" xmlns:wpi="http://schemas.microsoft.com/office/word/2010/wordprocessingInk" xmlns:wne="http://schemas.microsoft.com/office/word/2006/wordml" xmlns:wps="http://schemas.microsoft.com/office/word/2010/wordprocessingShape" mc:Ignorable="w14 w15 w16se w16cid w16 w16cex w16sdtdh w16sdtfl w16du wp14">
   <w:p>
     <w:pPr>
       <w:pStyle w:val="Footer"/>
@@ -749,7 +821,7 @@
 </file>
 
 <file path=word/footnotes.xml><?xml version="1.0" encoding="utf-8"?>
-<w:footnotes xmlns:wpc="http://schemas.microsoft.com/office/word/2010/wordprocessingCanvas" xmlns:cx="http://schemas.microsoft.com/office/drawing/2014/chartex" xmlns:cx1="http://schemas.microsoft.com/office/drawing/2015/9/8/chartex" xmlns:cx2="http://schemas.microsoft.com/office/drawing/2015/10/21/chartex" xmlns:cx3="http://schemas.microsoft.com/office/drawing/2016/5/9/chartex" xmlns:cx4="http://schemas.microsoft.com/office/drawing/2016/5/10/chartex" xmlns:cx5="http://schemas.microsoft.com/office/drawing/2016/5/11/chartex" xmlns:cx6="http://schemas.microsoft.com/office/drawing/2016/5/12/chartex" xmlns:cx7="http://schemas.microsoft.com/office/drawing/2016/5/13/chartex" xmlns:cx8="http://schemas.microsoft.com/office/drawing/2016/5/14/chartex" xmlns:mc="http://schemas.openxmlformats.org/markup-compatibility/2006" xmlns:aink="http://schemas.microsoft.com/office/drawing/2016/ink" xmlns:am3d="http://schemas.microsoft.com/office/drawing/2017/model3d" xmlns:o="urn:schemas-microsoft-com:office:office" xmlns:oel="http://schemas.microsoft.com/office/2019/extlst" xmlns:r="http://schemas.openxmlformats.org/officeDocument/2006/relationships" xmlns:m="http://schemas.openxmlformats.org/officeDocument/2006/math" xmlns:v="urn:schemas-microsoft-com:vml" xmlns:wp14="http://schemas.microsoft.com/office/word/2010/wordprocessingDrawing" xmlns:wp="http://schemas.openxmlformats.org/drawingml/2006/wordprocessingDrawing" xmlns:w10="urn:schemas-microsoft-com:office:word" xmlns:w="http://schemas.openxmlformats.org/wordprocessingml/2006/main" xmlns:w14="http://schemas.microsoft.com/office/word/2010/wordml" xmlns:w15="http://schemas.microsoft.com/office/word/2012/wordml" xmlns:w16cex="http://schemas.microsoft.com/office/word/2018/wordml/cex" xmlns:w16cid="http://schemas.microsoft.com/office/word/2016/wordml/cid" xmlns:w16="http://schemas.microsoft.com/office/word/2018/wordml" xmlns:w16sdtdh="http://schemas.microsoft.com/office/word/2020/wordml/sdtdatahash" xmlns:w16se="http://schemas.microsoft.com/office/word/2015/wordml/symex" xmlns:wpg="http://schemas.microsoft.com/office/word/2010/wordprocessingGroup" xmlns:wpi="http://schemas.microsoft.com/office/word/2010/wordprocessingInk" xmlns:wne="http://schemas.microsoft.com/office/word/2006/wordml" xmlns:wps="http://schemas.microsoft.com/office/word/2010/wordprocessingShape" mc:Ignorable="w14 w15 w16se w16cid w16 w16cex w16sdtdh wp14">
+<w:footnotes xmlns:wpc="http://schemas.microsoft.com/office/word/2010/wordprocessingCanvas" xmlns:cx="http://schemas.microsoft.com/office/drawing/2014/chartex" xmlns:cx1="http://schemas.microsoft.com/office/drawing/2015/9/8/chartex" xmlns:cx2="http://schemas.microsoft.com/office/drawing/2015/10/21/chartex" xmlns:cx3="http://schemas.microsoft.com/office/drawing/2016/5/9/chartex" xmlns:cx4="http://schemas.microsoft.com/office/drawing/2016/5/10/chartex" xmlns:cx5="http://schemas.microsoft.com/office/drawing/2016/5/11/chartex" xmlns:cx6="http://schemas.microsoft.com/office/drawing/2016/5/12/chartex" xmlns:cx7="http://schemas.microsoft.com/office/drawing/2016/5/13/chartex" xmlns:cx8="http://schemas.microsoft.com/office/drawing/2016/5/14/chartex" xmlns:mc="http://schemas.openxmlformats.org/markup-compatibility/2006" xmlns:aink="http://schemas.microsoft.com/office/drawing/2016/ink" xmlns:am3d="http://schemas.microsoft.com/office/drawing/2017/model3d" xmlns:o="urn:schemas-microsoft-com:office:office" xmlns:oel="http://schemas.microsoft.com/office/2019/extlst" xmlns:r="http://schemas.openxmlformats.org/officeDocument/2006/relationships" xmlns:m="http://schemas.openxmlformats.org/officeDocument/2006/math" xmlns:v="urn:schemas-microsoft-com:vml" xmlns:wp14="http://schemas.microsoft.com/office/word/2010/wordprocessingDrawing" xmlns:wp="http://schemas.openxmlformats.org/drawingml/2006/wordprocessingDrawing" xmlns:w10="urn:schemas-microsoft-com:office:word" xmlns:w="http://schemas.openxmlformats.org/wordprocessingml/2006/main" xmlns:w14="http://schemas.microsoft.com/office/word/2010/wordml" xmlns:w15="http://schemas.microsoft.com/office/word/2012/wordml" xmlns:w16cex="http://schemas.microsoft.com/office/word/2018/wordml/cex" xmlns:w16cid="http://schemas.microsoft.com/office/word/2016/wordml/cid" xmlns:w16="http://schemas.microsoft.com/office/word/2018/wordml" xmlns:w16du="http://schemas.microsoft.com/office/word/2023/wordml/word16du" xmlns:w16sdtdh="http://schemas.microsoft.com/office/word/2020/wordml/sdtdatahash" xmlns:w16sdtfl="http://schemas.microsoft.com/office/word/2024/wordml/sdtformatlock" xmlns:w16se="http://schemas.microsoft.com/office/word/2015/wordml/symex" xmlns:wpg="http://schemas.microsoft.com/office/word/2010/wordprocessingGroup" xmlns:wpi="http://schemas.microsoft.com/office/word/2010/wordprocessingInk" xmlns:wne="http://schemas.microsoft.com/office/word/2006/wordml" xmlns:wps="http://schemas.microsoft.com/office/word/2010/wordprocessingShape" mc:Ignorable="w14 w15 w16se w16cid w16 w16cex w16sdtdh w16sdtfl w16du wp14">
   <w:footnote w:type="separator" w:id="-1">
     <w:p>
       <w:pPr>
@@ -774,7 +846,7 @@
 </file>
 
 <file path=word/header1.xml><?xml version="1.0" encoding="utf-8"?>
-<w:hdr xmlns:wpc="http://schemas.microsoft.com/office/word/2010/wordprocessingCanvas" xmlns:cx="http://schemas.microsoft.com/office/drawing/2014/chartex" xmlns:cx1="http://schemas.microsoft.com/office/drawing/2015/9/8/chartex" xmlns:cx2="http://schemas.microsoft.com/office/drawing/2015/10/21/chartex" xmlns:cx3="http://schemas.microsoft.com/office/drawing/2016/5/9/chartex" xmlns:cx4="http://schemas.microsoft.com/office/drawing/2016/5/10/chartex" xmlns:cx5="http://schemas.microsoft.com/office/drawing/2016/5/11/chartex" xmlns:cx6="http://schemas.microsoft.com/office/drawing/2016/5/12/chartex" xmlns:cx7="http://schemas.microsoft.com/office/drawing/2016/5/13/chartex" xmlns:cx8="http://schemas.microsoft.com/office/drawing/2016/5/14/chartex" xmlns:mc="http://schemas.openxmlformats.org/markup-compatibility/2006" xmlns:aink="http://schemas.microsoft.com/office/drawing/2016/ink" xmlns:am3d="http://schemas.microsoft.com/office/drawing/2017/model3d" xmlns:o="urn:schemas-microsoft-com:office:office" xmlns:oel="http://schemas.microsoft.com/office/2019/extlst" xmlns:r="http://schemas.openxmlformats.org/officeDocument/2006/relationships" xmlns:m="http://schemas.openxmlformats.org/officeDocument/2006/math" xmlns:v="urn:schemas-microsoft-com:vml" xmlns:wp14="http://schemas.microsoft.com/office/word/2010/wordprocessingDrawing" xmlns:wp="http://schemas.openxmlformats.org/drawingml/2006/wordprocessingDrawing" xmlns:w10="urn:schemas-microsoft-com:office:word" xmlns:w="http://schemas.openxmlformats.org/wordprocessingml/2006/main" xmlns:w14="http://schemas.microsoft.com/office/word/2010/wordml" xmlns:w15="http://schemas.microsoft.com/office/word/2012/wordml" xmlns:w16cex="http://schemas.microsoft.com/office/word/2018/wordml/cex" xmlns:w16cid="http://schemas.microsoft.com/office/word/2016/wordml/cid" xmlns:w16="http://schemas.microsoft.com/office/word/2018/wordml" xmlns:w16sdtdh="http://schemas.microsoft.com/office/word/2020/wordml/sdtdatahash" xmlns:w16se="http://schemas.microsoft.com/office/word/2015/wordml/symex" xmlns:wpg="http://schemas.microsoft.com/office/word/2010/wordprocessingGroup" xmlns:wpi="http://schemas.microsoft.com/office/word/2010/wordprocessingInk" xmlns:wne="http://schemas.microsoft.com/office/word/2006/wordml" xmlns:wps="http://schemas.microsoft.com/office/word/2010/wordprocessingShape" mc:Ignorable="w14 w15 w16se w16cid w16 w16cex w16sdtdh wp14">
+<w:hdr xmlns:wpc="http://schemas.microsoft.com/office/word/2010/wordprocessingCanvas" xmlns:cx="http://schemas.microsoft.com/office/drawing/2014/chartex" xmlns:cx1="http://schemas.microsoft.com/office/drawing/2015/9/8/chartex" xmlns:cx2="http://schemas.microsoft.com/office/drawing/2015/10/21/chartex" xmlns:cx3="http://schemas.microsoft.com/office/drawing/2016/5/9/chartex" xmlns:cx4="http://schemas.microsoft.com/office/drawing/2016/5/10/chartex" xmlns:cx5="http://schemas.microsoft.com/office/drawing/2016/5/11/chartex" xmlns:cx6="http://schemas.microsoft.com/office/drawing/2016/5/12/chartex" xmlns:cx7="http://schemas.microsoft.com/office/drawing/2016/5/13/chartex" xmlns:cx8="http://schemas.microsoft.com/office/drawing/2016/5/14/chartex" xmlns:mc="http://schemas.openxmlformats.org/markup-compatibility/2006" xmlns:aink="http://schemas.microsoft.com/office/drawing/2016/ink" xmlns:am3d="http://schemas.microsoft.com/office/drawing/2017/model3d" xmlns:o="urn:schemas-microsoft-com:office:office" xmlns:oel="http://schemas.microsoft.com/office/2019/extlst" xmlns:r="http://schemas.openxmlformats.org/officeDocument/2006/relationships" xmlns:m="http://schemas.openxmlformats.org/officeDocument/2006/math" xmlns:v="urn:schemas-microsoft-com:vml" xmlns:wp14="http://schemas.microsoft.com/office/word/2010/wordprocessingDrawing" xmlns:wp="http://schemas.openxmlformats.org/drawingml/2006/wordprocessingDrawing" xmlns:w10="urn:schemas-microsoft-com:office:word" xmlns:w="http://schemas.openxmlformats.org/wordprocessingml/2006/main" xmlns:w14="http://schemas.microsoft.com/office/word/2010/wordml" xmlns:w15="http://schemas.microsoft.com/office/word/2012/wordml" xmlns:w16cex="http://schemas.microsoft.com/office/word/2018/wordml/cex" xmlns:w16cid="http://schemas.microsoft.com/office/word/2016/wordml/cid" xmlns:w16="http://schemas.microsoft.com/office/word/2018/wordml" xmlns:w16du="http://schemas.microsoft.com/office/word/2023/wordml/word16du" xmlns:w16sdtdh="http://schemas.microsoft.com/office/word/2020/wordml/sdtdatahash" xmlns:w16sdtfl="http://schemas.microsoft.com/office/word/2024/wordml/sdtformatlock" xmlns:w16se="http://schemas.microsoft.com/office/word/2015/wordml/symex" xmlns:wpg="http://schemas.microsoft.com/office/word/2010/wordprocessingGroup" xmlns:wpi="http://schemas.microsoft.com/office/word/2010/wordprocessingInk" xmlns:wne="http://schemas.microsoft.com/office/word/2006/wordml" xmlns:wps="http://schemas.microsoft.com/office/word/2010/wordprocessingShape" mc:Ignorable="w14 w15 w16se w16cid w16 w16cex w16sdtdh w16sdtfl w16du wp14">
   <w:p>
     <w:pPr>
       <w:pStyle w:val="Header"/>
@@ -784,7 +856,7 @@
 </file>
 
 <file path=word/header2.xml><?xml version="1.0" encoding="utf-8"?>
-<w:hdr xmlns:wpc="http://schemas.microsoft.com/office/word/2010/wordprocessingCanvas" xmlns:cx="http://schemas.microsoft.com/office/drawing/2014/chartex" xmlns:cx1="http://schemas.microsoft.com/office/drawing/2015/9/8/chartex" xmlns:cx2="http://schemas.microsoft.com/office/drawing/2015/10/21/chartex" xmlns:cx3="http://schemas.microsoft.com/office/drawing/2016/5/9/chartex" xmlns:cx4="http://schemas.microsoft.com/office/drawing/2016/5/10/chartex" xmlns:cx5="http://schemas.microsoft.com/office/drawing/2016/5/11/chartex" xmlns:cx6="http://schemas.microsoft.com/office/drawing/2016/5/12/chartex" xmlns:cx7="http://schemas.microsoft.com/office/drawing/2016/5/13/chartex" xmlns:cx8="http://schemas.microsoft.com/office/drawing/2016/5/14/chartex" xmlns:mc="http://schemas.openxmlformats.org/markup-compatibility/2006" xmlns:aink="http://schemas.microsoft.com/office/drawing/2016/ink" xmlns:am3d="http://schemas.microsoft.com/office/drawing/2017/model3d" xmlns:o="urn:schemas-microsoft-com:office:office" xmlns:oel="http://schemas.microsoft.com/office/2019/extlst" xmlns:r="http://schemas.openxmlformats.org/officeDocument/2006/relationships" xmlns:m="http://schemas.openxmlformats.org/officeDocument/2006/math" xmlns:v="urn:schemas-microsoft-com:vml" xmlns:wp14="http://schemas.microsoft.com/office/word/2010/wordprocessingDrawing" xmlns:wp="http://schemas.openxmlformats.org/drawingml/2006/wordprocessingDrawing" xmlns:w10="urn:schemas-microsoft-com:office:word" xmlns:w="http://schemas.openxmlformats.org/wordprocessingml/2006/main" xmlns:w14="http://schemas.microsoft.com/office/word/2010/wordml" xmlns:w15="http://schemas.microsoft.com/office/word/2012/wordml" xmlns:w16cex="http://schemas.microsoft.com/office/word/2018/wordml/cex" xmlns:w16cid="http://schemas.microsoft.com/office/word/2016/wordml/cid" xmlns:w16="http://schemas.microsoft.com/office/word/2018/wordml" xmlns:w16sdtdh="http://schemas.microsoft.com/office/word/2020/wordml/sdtdatahash" xmlns:w16se="http://schemas.microsoft.com/office/word/2015/wordml/symex" xmlns:wpg="http://schemas.microsoft.com/office/word/2010/wordprocessingGroup" xmlns:wpi="http://schemas.microsoft.com/office/word/2010/wordprocessingInk" xmlns:wne="http://schemas.microsoft.com/office/word/2006/wordml" xmlns:wps="http://schemas.microsoft.com/office/word/2010/wordprocessingShape" mc:Ignorable="w14 w15 w16se w16cid w16 w16cex w16sdtdh wp14">
+<w:hdr xmlns:wpc="http://schemas.microsoft.com/office/word/2010/wordprocessingCanvas" xmlns:cx="http://schemas.microsoft.com/office/drawing/2014/chartex" xmlns:cx1="http://schemas.microsoft.com/office/drawing/2015/9/8/chartex" xmlns:cx2="http://schemas.microsoft.com/office/drawing/2015/10/21/chartex" xmlns:cx3="http://schemas.microsoft.com/office/drawing/2016/5/9/chartex" xmlns:cx4="http://schemas.microsoft.com/office/drawing/2016/5/10/chartex" xmlns:cx5="http://schemas.microsoft.com/office/drawing/2016/5/11/chartex" xmlns:cx6="http://schemas.microsoft.com/office/drawing/2016/5/12/chartex" xmlns:cx7="http://schemas.microsoft.com/office/drawing/2016/5/13/chartex" xmlns:cx8="http://schemas.microsoft.com/office/drawing/2016/5/14/chartex" xmlns:mc="http://schemas.openxmlformats.org/markup-compatibility/2006" xmlns:aink="http://schemas.microsoft.com/office/drawing/2016/ink" xmlns:am3d="http://schemas.microsoft.com/office/drawing/2017/model3d" xmlns:o="urn:schemas-microsoft-com:office:office" xmlns:oel="http://schemas.microsoft.com/office/2019/extlst" xmlns:r="http://schemas.openxmlformats.org/officeDocument/2006/relationships" xmlns:m="http://schemas.openxmlformats.org/officeDocument/2006/math" xmlns:v="urn:schemas-microsoft-com:vml" xmlns:wp14="http://schemas.microsoft.com/office/word/2010/wordprocessingDrawing" xmlns:wp="http://schemas.openxmlformats.org/drawingml/2006/wordprocessingDrawing" xmlns:w10="urn:schemas-microsoft-com:office:word" xmlns:w="http://schemas.openxmlformats.org/wordprocessingml/2006/main" xmlns:w14="http://schemas.microsoft.com/office/word/2010/wordml" xmlns:w15="http://schemas.microsoft.com/office/word/2012/wordml" xmlns:w16cex="http://schemas.microsoft.com/office/word/2018/wordml/cex" xmlns:w16cid="http://schemas.microsoft.com/office/word/2016/wordml/cid" xmlns:w16="http://schemas.microsoft.com/office/word/2018/wordml" xmlns:w16du="http://schemas.microsoft.com/office/word/2023/wordml/word16du" xmlns:w16sdtdh="http://schemas.microsoft.com/office/word/2020/wordml/sdtdatahash" xmlns:w16sdtfl="http://schemas.microsoft.com/office/word/2024/wordml/sdtformatlock" xmlns:w16se="http://schemas.microsoft.com/office/word/2015/wordml/symex" xmlns:wpg="http://schemas.microsoft.com/office/word/2010/wordprocessingGroup" xmlns:wpi="http://schemas.microsoft.com/office/word/2010/wordprocessingInk" xmlns:wne="http://schemas.microsoft.com/office/word/2006/wordml" xmlns:wps="http://schemas.microsoft.com/office/word/2010/wordprocessingShape" mc:Ignorable="w14 w15 w16se w16cid w16 w16cex w16sdtdh w16sdtfl w16du wp14">
   <w:p>
     <w:pPr>
       <w:pStyle w:val="Header"/>
@@ -795,7 +867,7 @@
 </file>
 
 <file path=word/header3.xml><?xml version="1.0" encoding="utf-8"?>
-<w:hdr xmlns:wpc="http://schemas.microsoft.com/office/word/2010/wordprocessingCanvas" xmlns:cx="http://schemas.microsoft.com/office/drawing/2014/chartex" xmlns:cx1="http://schemas.microsoft.com/office/drawing/2015/9/8/chartex" xmlns:cx2="http://schemas.microsoft.com/office/drawing/2015/10/21/chartex" xmlns:cx3="http://schemas.microsoft.com/office/drawing/2016/5/9/chartex" xmlns:cx4="http://schemas.microsoft.com/office/drawing/2016/5/10/chartex" xmlns:cx5="http://schemas.microsoft.com/office/drawing/2016/5/11/chartex" xmlns:cx6="http://schemas.microsoft.com/office/drawing/2016/5/12/chartex" xmlns:cx7="http://schemas.microsoft.com/office/drawing/2016/5/13/chartex" xmlns:cx8="http://schemas.microsoft.com/office/drawing/2016/5/14/chartex" xmlns:mc="http://schemas.openxmlformats.org/markup-compatibility/2006" xmlns:aink="http://schemas.microsoft.com/office/drawing/2016/ink" xmlns:am3d="http://schemas.microsoft.com/office/drawing/2017/model3d" xmlns:o="urn:schemas-microsoft-com:office:office" xmlns:oel="http://schemas.microsoft.com/office/2019/extlst" xmlns:r="http://schemas.openxmlformats.org/officeDocument/2006/relationships" xmlns:m="http://schemas.openxmlformats.org/officeDocument/2006/math" xmlns:v="urn:schemas-microsoft-com:vml" xmlns:wp14="http://schemas.microsoft.com/office/word/2010/wordprocessingDrawing" xmlns:wp="http://schemas.openxmlformats.org/drawingml/2006/wordprocessingDrawing" xmlns:w10="urn:schemas-microsoft-com:office:word" xmlns:w="http://schemas.openxmlformats.org/wordprocessingml/2006/main" xmlns:w14="http://schemas.microsoft.com/office/word/2010/wordml" xmlns:w15="http://schemas.microsoft.com/office/word/2012/wordml" xmlns:w16cex="http://schemas.microsoft.com/office/word/2018/wordml/cex" xmlns:w16cid="http://schemas.microsoft.com/office/word/2016/wordml/cid" xmlns:w16="http://schemas.microsoft.com/office/word/2018/wordml" xmlns:w16sdtdh="http://schemas.microsoft.com/office/word/2020/wordml/sdtdatahash" xmlns:w16se="http://schemas.microsoft.com/office/word/2015/wordml/symex" xmlns:wpg="http://schemas.microsoft.com/office/word/2010/wordprocessingGroup" xmlns:wpi="http://schemas.microsoft.com/office/word/2010/wordprocessingInk" xmlns:wne="http://schemas.microsoft.com/office/word/2006/wordml" xmlns:wps="http://schemas.microsoft.com/office/word/2010/wordprocessingShape" mc:Ignorable="w14 w15 w16se w16cid w16 w16cex w16sdtdh wp14">
+<w:hdr xmlns:wpc="http://schemas.microsoft.com/office/word/2010/wordprocessingCanvas" xmlns:cx="http://schemas.microsoft.com/office/drawing/2014/chartex" xmlns:cx1="http://schemas.microsoft.com/office/drawing/2015/9/8/chartex" xmlns:cx2="http://schemas.microsoft.com/office/drawing/2015/10/21/chartex" xmlns:cx3="http://schemas.microsoft.com/office/drawing/2016/5/9/chartex" xmlns:cx4="http://schemas.microsoft.com/office/drawing/2016/5/10/chartex" xmlns:cx5="http://schemas.microsoft.com/office/drawing/2016/5/11/chartex" xmlns:cx6="http://schemas.microsoft.com/office/drawing/2016/5/12/chartex" xmlns:cx7="http://schemas.microsoft.com/office/drawing/2016/5/13/chartex" xmlns:cx8="http://schemas.microsoft.com/office/drawing/2016/5/14/chartex" xmlns:mc="http://schemas.openxmlformats.org/markup-compatibility/2006" xmlns:aink="http://schemas.microsoft.com/office/drawing/2016/ink" xmlns:am3d="http://schemas.microsoft.com/office/drawing/2017/model3d" xmlns:o="urn:schemas-microsoft-com:office:office" xmlns:oel="http://schemas.microsoft.com/office/2019/extlst" xmlns:r="http://schemas.openxmlformats.org/officeDocument/2006/relationships" xmlns:m="http://schemas.openxmlformats.org/officeDocument/2006/math" xmlns:v="urn:schemas-microsoft-com:vml" xmlns:wp14="http://schemas.microsoft.com/office/word/2010/wordprocessingDrawing" xmlns:wp="http://schemas.openxmlformats.org/drawingml/2006/wordprocessingDrawing" xmlns:w10="urn:schemas-microsoft-com:office:word" xmlns:w="http://schemas.openxmlformats.org/wordprocessingml/2006/main" xmlns:w14="http://schemas.microsoft.com/office/word/2010/wordml" xmlns:w15="http://schemas.microsoft.com/office/word/2012/wordml" xmlns:w16cex="http://schemas.microsoft.com/office/word/2018/wordml/cex" xmlns:w16cid="http://schemas.microsoft.com/office/word/2016/wordml/cid" xmlns:w16="http://schemas.microsoft.com/office/word/2018/wordml" xmlns:w16du="http://schemas.microsoft.com/office/word/2023/wordml/word16du" xmlns:w16sdtdh="http://schemas.microsoft.com/office/word/2020/wordml/sdtdatahash" xmlns:w16sdtfl="http://schemas.microsoft.com/office/word/2024/wordml/sdtformatlock" xmlns:w16se="http://schemas.microsoft.com/office/word/2015/wordml/symex" xmlns:wpg="http://schemas.microsoft.com/office/word/2010/wordprocessingGroup" xmlns:wpi="http://schemas.microsoft.com/office/word/2010/wordprocessingInk" xmlns:wne="http://schemas.microsoft.com/office/word/2006/wordml" xmlns:wps="http://schemas.microsoft.com/office/word/2010/wordprocessingShape" mc:Ignorable="w14 w15 w16se w16cid w16 w16cex w16sdtdh w16sdtfl w16du wp14">
   <w:p>
     <w:pPr>
       <w:pStyle w:val="Header"/>
@@ -804,7 +876,7 @@
     <w:r>
       <w:tab/>
       <w:tab/>
-      <w:t>2026-06-17</w:t>
+      <w:t>2026-06-18</w:t>
       <w:br/>
       <w:br/>
     </w:r>
@@ -821,7 +893,7 @@
 </file>
 
 <file path=word/numbering.xml><?xml version="1.0" encoding="utf-8"?>
-<w:numbering xmlns:wpc="http://schemas.microsoft.com/office/word/2010/wordprocessingCanvas" xmlns:cx="http://schemas.microsoft.com/office/drawing/2014/chartex" xmlns:cx1="http://schemas.microsoft.com/office/drawing/2015/9/8/chartex" xmlns:cx2="http://schemas.microsoft.com/office/drawing/2015/10/21/chartex" xmlns:cx3="http://schemas.microsoft.com/office/drawing/2016/5/9/chartex" xmlns:cx4="http://schemas.microsoft.com/office/drawing/2016/5/10/chartex" xmlns:cx5="http://schemas.microsoft.com/office/drawing/2016/5/11/chartex" xmlns:cx6="http://schemas.microsoft.com/office/drawing/2016/5/12/chartex" xmlns:cx7="http://schemas.microsoft.com/office/drawing/2016/5/13/chartex" xmlns:cx8="http://schemas.microsoft.com/office/drawing/2016/5/14/chartex" xmlns:mc="http://schemas.openxmlformats.org/markup-compatibility/2006" xmlns:aink="http://schemas.microsoft.com/office/drawing/2016/ink" xmlns:am3d="http://schemas.microsoft.com/office/drawing/2017/model3d" xmlns:o="urn:schemas-microsoft-com:office:office" xmlns:oel="http://schemas.microsoft.com/office/2019/extlst" xmlns:r="http://schemas.openxmlformats.org/officeDocument/2006/relationships" xmlns:m="http://schemas.openxmlformats.org/officeDocument/2006/math" xmlns:v="urn:schemas-microsoft-com:vml" xmlns:wp14="http://schemas.microsoft.com/office/word/2010/wordprocessingDrawing" xmlns:wp="http://schemas.openxmlformats.org/drawingml/2006/wordprocessingDrawing" xmlns:w10="urn:schemas-microsoft-com:office:word" xmlns:w="http://schemas.openxmlformats.org/wordprocessingml/2006/main" xmlns:w14="http://schemas.microsoft.com/office/word/2010/wordml" xmlns:w15="http://schemas.microsoft.com/office/word/2012/wordml" xmlns:w16cex="http://schemas.microsoft.com/office/word/2018/wordml/cex" xmlns:w16cid="http://schemas.microsoft.com/office/word/2016/wordml/cid" xmlns:w16="http://schemas.microsoft.com/office/word/2018/wordml" xmlns:w16sdtdh="http://schemas.microsoft.com/office/word/2020/wordml/sdtdatahash" xmlns:w16se="http://schemas.microsoft.com/office/word/2015/wordml/symex" xmlns:wpg="http://schemas.microsoft.com/office/word/2010/wordprocessingGroup" xmlns:wpi="http://schemas.microsoft.com/office/word/2010/wordprocessingInk" xmlns:wne="http://schemas.microsoft.com/office/word/2006/wordml" xmlns:wps="http://schemas.microsoft.com/office/word/2010/wordprocessingShape" mc:Ignorable="w14 w15 w16se w16cid w16 w16cex w16sdtdh wp14">
+<w:numbering xmlns:wpc="http://schemas.microsoft.com/office/word/2010/wordprocessingCanvas" xmlns:cx="http://schemas.microsoft.com/office/drawing/2014/chartex" xmlns:cx1="http://schemas.microsoft.com/office/drawing/2015/9/8/chartex" xmlns:cx2="http://schemas.microsoft.com/office/drawing/2015/10/21/chartex" xmlns:cx3="http://schemas.microsoft.com/office/drawing/2016/5/9/chartex" xmlns:cx4="http://schemas.microsoft.com/office/drawing/2016/5/10/chartex" xmlns:cx5="http://schemas.microsoft.com/office/drawing/2016/5/11/chartex" xmlns:cx6="http://schemas.microsoft.com/office/drawing/2016/5/12/chartex" xmlns:cx7="http://schemas.microsoft.com/office/drawing/2016/5/13/chartex" xmlns:cx8="http://schemas.microsoft.com/office/drawing/2016/5/14/chartex" xmlns:mc="http://schemas.openxmlformats.org/markup-compatibility/2006" xmlns:aink="http://schemas.microsoft.com/office/drawing/2016/ink" xmlns:am3d="http://schemas.microsoft.com/office/drawing/2017/model3d" xmlns:o="urn:schemas-microsoft-com:office:office" xmlns:oel="http://schemas.microsoft.com/office/2019/extlst" xmlns:r="http://schemas.openxmlformats.org/officeDocument/2006/relationships" xmlns:m="http://schemas.openxmlformats.org/officeDocument/2006/math" xmlns:v="urn:schemas-microsoft-com:vml" xmlns:wp14="http://schemas.microsoft.com/office/word/2010/wordprocessingDrawing" xmlns:wp="http://schemas.openxmlformats.org/drawingml/2006/wordprocessingDrawing" xmlns:w10="urn:schemas-microsoft-com:office:word" xmlns:w="http://schemas.openxmlformats.org/wordprocessingml/2006/main" xmlns:w14="http://schemas.microsoft.com/office/word/2010/wordml" xmlns:w15="http://schemas.microsoft.com/office/word/2012/wordml" xmlns:w16cex="http://schemas.microsoft.com/office/word/2018/wordml/cex" xmlns:w16cid="http://schemas.microsoft.com/office/word/2016/wordml/cid" xmlns:w16="http://schemas.microsoft.com/office/word/2018/wordml" xmlns:w16du="http://schemas.microsoft.com/office/word/2023/wordml/word16du" xmlns:w16sdtdh="http://schemas.microsoft.com/office/word/2020/wordml/sdtdatahash" xmlns:w16sdtfl="http://schemas.microsoft.com/office/word/2024/wordml/sdtformatlock" xmlns:w16se="http://schemas.microsoft.com/office/word/2015/wordml/symex" xmlns:wpg="http://schemas.microsoft.com/office/word/2010/wordprocessingGroup" xmlns:wpi="http://schemas.microsoft.com/office/word/2010/wordprocessingInk" xmlns:wne="http://schemas.microsoft.com/office/word/2006/wordml" xmlns:wps="http://schemas.microsoft.com/office/word/2010/wordprocessingShape" mc:Ignorable="w14 w15 w16se w16cid w16 w16cex w16sdtdh w16sdtfl w16du wp14">
   <w:abstractNum w:abstractNumId="0" w15:restartNumberingAfterBreak="0">
     <w:nsid w:val="FFFFFF7C"/>
     <w:multiLevelType w:val="singleLevel"/>
@@ -1024,7 +1096,7 @@
 </file>
 
 <file path=word/styles.xml><?xml version="1.0" encoding="utf-8"?>
-<w:styles xmlns:mc="http://schemas.openxmlformats.org/markup-compatibility/2006" xmlns:r="http://schemas.openxmlformats.org/officeDocument/2006/relationships" xmlns:w="http://schemas.openxmlformats.org/wordprocessingml/2006/main" xmlns:w14="http://schemas.microsoft.com/office/word/2010/wordml" xmlns:w15="http://schemas.microsoft.com/office/word/2012/wordml" xmlns:w16cex="http://schemas.microsoft.com/office/word/2018/wordml/cex" xmlns:w16cid="http://schemas.microsoft.com/office/word/2016/wordml/cid" xmlns:w16="http://schemas.microsoft.com/office/word/2018/wordml" xmlns:w16sdtdh="http://schemas.microsoft.com/office/word/2020/wordml/sdtdatahash" xmlns:w16se="http://schemas.microsoft.com/office/word/2015/wordml/symex" mc:Ignorable="w14 w15 w16se w16cid w16 w16cex w16sdtdh">
+<w:styles xmlns:mc="http://schemas.openxmlformats.org/markup-compatibility/2006" xmlns:r="http://schemas.openxmlformats.org/officeDocument/2006/relationships" xmlns:w="http://schemas.openxmlformats.org/wordprocessingml/2006/main" xmlns:w14="http://schemas.microsoft.com/office/word/2010/wordml" xmlns:w15="http://schemas.microsoft.com/office/word/2012/wordml" xmlns:w16cex="http://schemas.microsoft.com/office/word/2018/wordml/cex" xmlns:w16cid="http://schemas.microsoft.com/office/word/2016/wordml/cid" xmlns:w16="http://schemas.microsoft.com/office/word/2018/wordml" xmlns:w16du="http://schemas.microsoft.com/office/word/2023/wordml/word16du" xmlns:w16sdtdh="http://schemas.microsoft.com/office/word/2020/wordml/sdtdatahash" xmlns:w16sdtfl="http://schemas.microsoft.com/office/word/2024/wordml/sdtformatlock" xmlns:w16se="http://schemas.microsoft.com/office/word/2015/wordml/symex" mc:Ignorable="w14 w15 w16se w16cid w16 w16cex w16sdtdh w16sdtfl w16du">
   <w:docDefaults>
     <w:rPrDefault>
       <w:rPr>
@@ -1782,7 +1854,7 @@
     <w:link w:val="TitleChar"/>
     <w:uiPriority w:val="10"/>
     <w:qFormat/>
-    <w:rsid w:val="007106C8"/>
+    <w:rsid w:val="00E854FA"/>
     <w:pPr>
       <w:spacing w:after="300" w:line="240" w:lineRule="auto"/>
       <w:contextualSpacing/>
@@ -1792,7 +1864,7 @@
       <w:rFonts w:eastAsiaTheme="majorEastAsia" w:cstheme="majorBidi"/>
       <w:spacing w:val="5"/>
       <w:kern w:val="28"/>
-      <w:sz w:val="52"/>
+      <w:sz w:val="40"/>
       <w:szCs w:val="52"/>
       <w:lang w:val="sv-SE" w:eastAsia="en-US" w:bidi="ar-SA"/>
     </w:rPr>
@@ -1802,12 +1874,12 @@
     <w:basedOn w:val="DefaultParagraphFont"/>
     <w:link w:val="Title"/>
     <w:uiPriority w:val="10"/>
-    <w:rsid w:val="007106C8"/>
+    <w:rsid w:val="00E854FA"/>
     <w:rPr>
       <w:rFonts w:ascii="Times New Roman" w:eastAsiaTheme="majorEastAsia" w:hAnsi="Times New Roman" w:cstheme="majorBidi"/>
       <w:spacing w:val="5"/>
       <w:kern w:val="28"/>
-      <w:sz w:val="52"/>
+      <w:sz w:val="40"/>
       <w:szCs w:val="52"/>
       <w:lang w:val="sv-SE" w:eastAsia="en-US" w:bidi="ar-SA"/>
     </w:rPr>

--- a/klagomål/A 26370-2026 FSC-klagomål.docx
+++ b/klagomål/A 26370-2026 FSC-klagomål.docx
@@ -876,7 +876,7 @@
     <w:r>
       <w:tab/>
       <w:tab/>
-      <w:t>2026-06-18</w:t>
+      <w:t>2026-06-19</w:t>
       <w:br/>
       <w:br/>
     </w:r>

--- a/klagomål/A 26370-2026 FSC-klagomål.docx
+++ b/klagomål/A 26370-2026 FSC-klagomål.docx
@@ -876,7 +876,7 @@
     <w:r>
       <w:tab/>
       <w:tab/>
-      <w:t>2026-06-19</w:t>
+      <w:t>2026-06-20</w:t>
       <w:br/>
       <w:br/>
     </w:r>

--- a/klagomål/A 26370-2026 FSC-klagomål.docx
+++ b/klagomål/A 26370-2026 FSC-klagomål.docx
@@ -168,38 +168,7 @@
     </w:p>
     <w:p>
       <w:r>
-        <w:t>Detta dokument behandlar höga naturvärden i avverkningsanmälan A 26370-2026 i Sala kommun som inkom 2026-06-09 och omfattar 1,7 ha.</w:t>
-      </w:r>
-    </w:p>
-    <w:p>
-      <w:r>
-        <w:t>Nedan presenteras fynd av naturvårdsarter och fridlysta arter som gjorts i det avverkningsanmälda området, samt relevanta utdrag ur standarderna för FSC, Chain of Custody, Controlled Wood och PEFC.</w:t>
-      </w:r>
-    </w:p>
-    <w:p>
-      <w:r>
-        <w:t>Vi förväntar oss att ni återkommer med ett skriftligt svar på vårt klagomål och även beskriver vilka korrigerande åtgärder ni satt in för att rätta till identifierade brister i er efterlevnad av den svenska FSC standarden.</w:t>
-      </w:r>
-    </w:p>
-    <w:p>
-      <w:pPr>
-        <w:pStyle w:val="Heading1"/>
-      </w:pPr>
-      <w:r>
-        <w:t>Naturvårdsarter</w:t>
-      </w:r>
-    </w:p>
-    <w:p>
-      <w:r>
-        <w:t>I och inom 16 meter från avverkningsanmälan har följande 10 naturvårdsarter hittats: garnlav (VU, T), gul taggsvamp (VU, T), porslinsblå spindling (VU, T), dropptaggsvamp (NT, T), gultoppig fingersvamp (NT), orange taggsvamp (NT, T), skarp dropptaggsvamp (NT), flagellkvastmossa (S, T), olivspindling (S) och blåsippa (T, §9). Av dessa är 7 rödlistade. För rödlistade arter har rödlistekategorin angivits inom parentes. Arter som är signalarter enligt Skogsstyrelsen har markerats med (S). Typiska arter inom Natura 2000 som är kopplade till skogsekosystem har markerats med (T). För fridlysta arter anges även paragrafen i Artskyddsförordningen som arten är fridlyst enligt.</w:t>
-      </w:r>
-    </w:p>
-    <w:p>
-      <w:r>
-        <w:t>De påträffade naturvårdsarterna är ett tydligt kvitto på att det rör sig om en skog med höga naturvärden.</w:t>
-      </w:r>
-      <w:r>
-        <w:t xml:space="preserve"> I Figur 1 visas fyndplatser för naturvårdsarter i området, som finns registrerade på Artportalen.</w:t>
+        <w:t>Detta klagomål behandlar höga naturvärden i avverkningsanmälan A 26370-2026 i Sala kommun som inkom 2026-06-09 och omfattar 1,7 ha.</w:t>
       </w:r>
     </w:p>
     <w:p>
@@ -247,106 +216,35 @@
         <w:spacing w:after="240"/>
       </w:pPr>
       <w:r>
-        <w:t>Figur 1. Fyndplatser för naturvårdsarter i och inom 16 meter från avverkningsanmälan (röd linje). Markörer utan svart kant är placerade på fyndplatsen. Markörer med svart kant är placerade vid sidan av fyndplatsen och har ett svart streck som visar fyndplatsens exakta position. Kartans mittpunktskoordinat är N 6669661, E 592076 i SWEREF 99 TM.</w:t>
+        <w:t>Figur 1. Fyndplatser för naturvårdsarter i och inom 16 meter från avverkningsanmälan. Markörer utan svart kant är placerade på fyndplatsen. Markörer med svart kant är placerade vid sidan av fyndplatsen har ett svart streck som visar fyndplatsens exakta position. Kartans mittpunktskoordinat är N 6669661, E 592076 i SWEREF 99 TM.</w:t>
+      </w:r>
+    </w:p>
+    <w:p>
+      <w:r>
+        <w:t>I och inom 16 meter från avverkningsanmälan finns fynd av 10 naturvårdsarter, varav 7 är rödlistade, 1 är fridlyst, 7 är typiska (T) och 2 är signalarter (S): garnlav (VU, T), gul taggsvamp (VU, T), porslinsblå spindling (VU, T), dropptaggsvamp (NT, T), gultoppig fingersvamp (NT), orange taggsvamp (NT, T), skarp dropptaggsvamp (NT), flagellkvastmossa (S, T), olivspindling (S) och blåsippa (T, §9). Se Figur 1.</w:t>
+      </w:r>
+    </w:p>
+    <w:p>
+      <w:r>
+        <w:t>Nedan presenteras relevanta utdrag ur standarderna för FSC, Chain of Custody, Controlled Wood och PEFC.</w:t>
+      </w:r>
+    </w:p>
+    <w:p>
+      <w:r>
+        <w:t>Vi förväntar oss att ni återkommer med ett skriftligt svar på vårt klagomål och även beskriver vilka korrigerande åtgärder ni satt in för att rätta till identifierade brister i er efterlevnad av den svenska FSC standarden.</w:t>
       </w:r>
     </w:p>
     <w:p>
       <w:pPr>
-        <w:pStyle w:val="Heading2"/>
+        <w:pStyle w:val="Heading1"/>
       </w:pPr>
       <w:r>
-        <w:t>Fridlysta arter</w:t>
+        <w:t>Naturvårdsarter och fridlysta arter</w:t>
       </w:r>
     </w:p>
     <w:p>
       <w:r>
-        <w:t>Följande fridlysta arter har sina livsmiljöer och växtplatser i den avverkningsanmälda skogen: blåsippa (T, §9).</w:t>
-      </w:r>
-    </w:p>
-    <w:p>
-      <w:r>
-        <w:rPr>
-          <w:b/>
-        </w:rPr>
-        <w:t>Blåsippa (§9)</w:t>
-      </w:r>
-      <w:r>
-        <w:t xml:space="preserve"> är typisk art för </w:t>
-      </w:r>
-      <w:r>
-        <w:rPr>
-          <w:i/>
-        </w:rPr>
-        <w:t>9050 Näringsrik granskog, 9020 Nordlig ädellövskog</w:t>
-      </w:r>
-      <w:r>
-        <w:t xml:space="preserve"> och </w:t>
-      </w:r>
-      <w:r>
-        <w:rPr>
-          <w:i/>
-        </w:rPr>
-        <w:t>8240 Karsthällmarker</w:t>
-      </w:r>
-      <w:r>
-        <w:t xml:space="preserve"> (SLU Artdatabanken, 2025).</w:t>
-      </w:r>
-    </w:p>
-    <w:p>
-      <w:pPr>
-        <w:pStyle w:val="Heading2"/>
-      </w:pPr>
-      <w:r>
-        <w:t>Övriga naturvårdsarter</w:t>
-      </w:r>
-    </w:p>
-    <w:p>
-      <w:r>
-        <w:rPr>
-          <w:b/>
-        </w:rPr>
-        <w:t>Dropptaggsvamp (NT)</w:t>
-      </w:r>
-      <w:r>
-        <w:t xml:space="preserve"> bildar mykorrhiza med tall, främst i barrskog med trädkontinuitet, i magra, torra och ljusöppna lavtallskogar och i barrblandskogar med friskmossor och lingon i fältskiktet. Den totala populationen i landet har minskat och bedöms fortsätta minska till följd av slutavverkningar av tallskog. Det är högst oklart om arten långsiktigt kan etablera och reproducera sig i skogsbestånd som brukas med trakthyggesmetoder, markberedning, gödsling eller föryngring med förädlat plantmaterial. Uppfyller kriterierna för att bli rödlistad på grund av ny kunskap som visar att en större andel av populationen än tidigare bedömt är knuten till kontinuitetsbarrskog. Minskningstakten för den svenska populationen bedöms vara nära gränsvärdet för Sårbar (VU). Dropptaggsvamp är typisk art för </w:t>
-      </w:r>
-      <w:r>
-        <w:rPr>
-          <w:i/>
-        </w:rPr>
-        <w:t xml:space="preserve">9010 Taiga </w:t>
-      </w:r>
-      <w:r>
-        <w:t>(SLU Artdatabanken, 2026).</w:t>
-      </w:r>
-    </w:p>
-    <w:p>
-      <w:r>
-        <w:rPr>
-          <w:b/>
-        </w:rPr>
-        <w:t>Flagellkvastmossa</w:t>
-      </w:r>
-      <w:r>
-        <w:t xml:space="preserve"> förekommer framför allt i tallsumpskog, men finns även i relativt torra gran- och tallskogar. Den signalerar överallt skogsmiljöer med höga naturvärden och indikerar biotoper med rik och kontinuerlig förekomst av död ved i olika nedbrytningsstadier eller barlagd torvjord. Flagellkvastmossa är typisk art för </w:t>
-      </w:r>
-      <w:r>
-        <w:rPr>
-          <w:i/>
-        </w:rPr>
-        <w:t xml:space="preserve">9010 Taiga </w:t>
-      </w:r>
-      <w:r>
-        <w:t>och</w:t>
-      </w:r>
-      <w:r>
-        <w:rPr>
-          <w:i/>
-        </w:rPr>
-        <w:t xml:space="preserve"> 9740 Skogsbevuxen myr </w:t>
-      </w:r>
-      <w:r>
-        <w:t>(SLU Artdatabanken, 2024; Nitare &amp; Skogsstyrelsen, 2019).</w:t>
+        <w:t>Nedan följer beskrivningar av de naturvårdsarter och fridlysta arter som har sina livsmiljöer och växtplatser i den avverkningsanmälda skogen. De påträffade naturvårdsarterna är ett tydligt kvitto på att det rör sig om en skog med höga naturvärden.</w:t>
       </w:r>
     </w:p>
     <w:p>
@@ -403,10 +301,19 @@
         <w:rPr>
           <w:b/>
         </w:rPr>
-        <w:t>Gultoppig fingersvamp (NT)</w:t>
+        <w:t>Porslinsblå spindling (VU)</w:t>
       </w:r>
       <w:r>
-        <w:t xml:space="preserve"> bildar mykorrhiza med gran i örtrik äldre barrskog. Den är något kalkgynnad och föredrar bördiga granskogar av lågörtstyp. Svampen hotas främst av skogsavverkning och tycks försvinna efter slutavverkning, markberedning och plantering. Skogsområden med arten bör undantas från storskaligt skogsbruk. Slutavverkning, kraftig gallring och skogsgödsling måste undvikas, liksom körning med tunga maskiner (SLU Artdatabanken, 2024).</w:t>
+        <w:t xml:space="preserve"> är en mycket bra signalart på skyddsvärda kalkgranskogar där det föreligger långvarig grankontinuitet. Andelen äldre näringsrik granskog minskar i södra Sverige och därför fortsätter arten att minska. Det främsta hotet mot porslinsblå spindling är avverkning av de värdträd som den är helt beroende av. Den är placerad högst upp i Skogsstyrelsens värdepyramid för bedömning av skog med höga naturvärden och äldre granskogar där arten växer bör i möjligaste mån undantas från avverkning. Porslinsblå spindling är typisk art för </w:t>
+      </w:r>
+      <w:r>
+        <w:rPr>
+          <w:i/>
+        </w:rPr>
+        <w:t>9050 Näringsrik granskog</w:t>
+      </w:r>
+      <w:r>
+        <w:t xml:space="preserve"> (SLU Artdatabanken, 2024; Nitare &amp; Skogsstyrelsen, 2019).</w:t>
       </w:r>
     </w:p>
     <w:p>
@@ -414,10 +321,30 @@
         <w:rPr>
           <w:b/>
         </w:rPr>
-        <w:t>Olivspindling</w:t>
+        <w:t>Dropptaggsvamp (NT)</w:t>
       </w:r>
       <w:r>
-        <w:t xml:space="preserve"> växer uteslutande på näringsrik och kalkhaltig skogsmark där den huvudsakligen bildar mykorrhiza med gran och tall. Svampen är en typisk representant för kalkgranskogens särpräglade och rika svampflora. Kalavverkning är ett hot mot arten, eftersom den sannolikt kräver lång kontinuitet av äldre träd. Populationerna i landet bedöms därför minska beroende på slutavverkning av äldre barrskog på kalkhaltig mark (SLU Artdatabanken, 2024; Nitare &amp; Skogsstyrelsen, 2019).</w:t>
+        <w:t xml:space="preserve"> bildar mykorrhiza med tall, främst i barrskog med trädkontinuitet, i magra, torra och ljusöppna lavtallskogar och i barrblandskogar med friskmossor och lingon i fältskiktet. Den totala populationen i landet har minskat och bedöms fortsätta minska till följd av slutavverkningar av tallskog. Det är högst oklart om arten långsiktigt kan etablera och reproducera sig i skogsbestånd som brukas med trakthyggesmetoder, markberedning, gödsling eller föryngring med förädlat plantmaterial. Uppfyller kriterierna för att bli rödlistad på grund av ny kunskap som visar att en större andel av populationen än tidigare bedömt är knuten till kontinuitetsbarrskog. Minskningstakten för den svenska populationen bedöms vara nära gränsvärdet för Sårbar (VU). Dropptaggsvamp är typisk art för </w:t>
+      </w:r>
+      <w:r>
+        <w:rPr>
+          <w:i/>
+        </w:rPr>
+        <w:t xml:space="preserve">9010 Taiga </w:t>
+      </w:r>
+      <w:r>
+        <w:t>(SLU Artdatabanken, 2026).</w:t>
+      </w:r>
+    </w:p>
+    <w:p>
+      <w:r>
+        <w:rPr>
+          <w:b/>
+        </w:rPr>
+        <w:t>Gultoppig fingersvamp (NT)</w:t>
+      </w:r>
+      <w:r>
+        <w:t xml:space="preserve"> bildar mykorrhiza med gran i örtrik äldre barrskog. Den är något kalkgynnad och föredrar bördiga granskogar av lågörtstyp. Svampen hotas främst av skogsavverkning och tycks försvinna efter slutavverkning, markberedning och plantering. Skogsområden med arten bör undantas från storskaligt skogsbruk. Slutavverkning, kraftig gallring och skogsgödsling måste undvikas, liksom körning med tunga maskiner (SLU Artdatabanken, 2024).</w:t>
       </w:r>
     </w:p>
     <w:p>
@@ -445,19 +372,10 @@
         <w:rPr>
           <w:b/>
         </w:rPr>
-        <w:t>Porslinsblå spindling (VU)</w:t>
+        <w:t xml:space="preserve">Skarp dropptaggsvamp (NT) </w:t>
       </w:r>
       <w:r>
-        <w:t xml:space="preserve"> är en mycket bra signalart på skyddsvärda kalkgranskogar där det föreligger långvarig grankontinuitet. Andelen äldre näringsrik granskog minskar i södra Sverige och därför fortsätter arten att minska. Det främsta hotet mot porslinsblå spindling är avverkning av de värdträd som den är helt beroende av. Den är placerad högst upp i Skogsstyrelsens värdepyramid för bedömning av skog med höga naturvärden och äldre granskogar där arten växer bör i möjligaste mån undantas från avverkning. Porslinsblå spindling är typisk art för </w:t>
-      </w:r>
-      <w:r>
-        <w:rPr>
-          <w:i/>
-        </w:rPr>
-        <w:t>9050 Näringsrik granskog</w:t>
-      </w:r>
-      <w:r>
-        <w:t xml:space="preserve"> (SLU Artdatabanken, 2024; Nitare &amp; Skogsstyrelsen, 2019).</w:t>
+        <w:t>bildar mykorrhiza med både gran och tall, främst i barrskogar med trädkontinuitet. Arten uppträder dels i näringsrik kalkbarrskog och dels i sur lavtallskog. Kalkbarrskogarna är ofta grandominerade, olikåldriga och skiktade på frisk mark med ett örtrikt vegetationsskikt. Lavtallskogarna är i regel magra, torra, ljusöppna och ofta brandpräglade. Den totala populationen i landet har minskat och bedöms fortsätta minska till följd av avverkning av äldre barrskogar. Arten har begränsad förmåga att återetablera sig efter slutavverkning eller andra storskaliga skogsbruksåtgärder. Det saknas indikationer på att arten långsiktigt kan etablera eller reproducera sig i skogsbestånd som brukas med metoder som trakthyggesbruk, markberedning, gödsling eller föryngring med förädlat plantmaterial. Minskningstakten för den svenska populationen bedöms vara nära gränsvärdet för Sårbar (VU) (SLU Artdatabanken, 2026).</w:t>
       </w:r>
     </w:p>
     <w:p>
@@ -465,10 +383,68 @@
         <w:rPr>
           <w:b/>
         </w:rPr>
-        <w:t xml:space="preserve">Skarp dropptaggsvamp (NT) </w:t>
+        <w:t>Flagellkvastmossa</w:t>
       </w:r>
       <w:r>
-        <w:t>bildar mykorrhiza med både gran och tall, främst i barrskogar med trädkontinuitet. Arten uppträder dels i näringsrik kalkbarrskog och dels i sur lavtallskog. Kalkbarrskogarna är ofta grandominerade, olikåldriga och skiktade på frisk mark med ett örtrikt vegetationsskikt. Lavtallskogarna är i regel magra, torra, ljusöppna och ofta brandpräglade. Den totala populationen i landet har minskat och bedöms fortsätta minska till följd av avverkning av äldre barrskogar. Arten har begränsad förmåga att återetablera sig efter slutavverkning eller andra storskaliga skogsbruksåtgärder. Det saknas indikationer på att arten långsiktigt kan etablera eller reproducera sig i skogsbestånd som brukas med metoder som trakthyggesbruk, markberedning, gödsling eller föryngring med förädlat plantmaterial. Minskningstakten för den svenska populationen bedöms vara nära gränsvärdet för Sårbar (VU) (SLU Artdatabanken, 2026).</w:t>
+        <w:t xml:space="preserve"> förekommer framför allt i tallsumpskog, men finns även i relativt torra gran- och tallskogar. Den signalerar överallt skogsmiljöer med höga naturvärden och indikerar biotoper med rik och kontinuerlig förekomst av död ved i olika nedbrytningsstadier eller barlagd torvjord. Flagellkvastmossa är typisk art för </w:t>
+      </w:r>
+      <w:r>
+        <w:rPr>
+          <w:i/>
+        </w:rPr>
+        <w:t xml:space="preserve">9010 Taiga </w:t>
+      </w:r>
+      <w:r>
+        <w:t>och</w:t>
+      </w:r>
+      <w:r>
+        <w:rPr>
+          <w:i/>
+        </w:rPr>
+        <w:t xml:space="preserve"> 9740 Skogsbevuxen myr </w:t>
+      </w:r>
+      <w:r>
+        <w:t>(SLU Artdatabanken, 2024; Nitare &amp; Skogsstyrelsen, 2019).</w:t>
+      </w:r>
+    </w:p>
+    <w:p>
+      <w:r>
+        <w:rPr>
+          <w:b/>
+        </w:rPr>
+        <w:t>Olivspindling</w:t>
+      </w:r>
+      <w:r>
+        <w:t xml:space="preserve"> växer uteslutande på näringsrik och kalkhaltig skogsmark där den huvudsakligen bildar mykorrhiza med gran och tall. Svampen är en typisk representant för kalkgranskogens särpräglade och rika svampflora. Kalavverkning är ett hot mot arten, eftersom den sannolikt kräver lång kontinuitet av äldre träd. Populationerna i landet bedöms därför minska beroende på slutavverkning av äldre barrskog på kalkhaltig mark (SLU Artdatabanken, 2024; Nitare &amp; Skogsstyrelsen, 2019).</w:t>
+      </w:r>
+    </w:p>
+    <w:p>
+      <w:r>
+        <w:rPr>
+          <w:b/>
+        </w:rPr>
+        <w:t>Blåsippa (§9)</w:t>
+      </w:r>
+      <w:r>
+        <w:t xml:space="preserve"> är typisk art för </w:t>
+      </w:r>
+      <w:r>
+        <w:rPr>
+          <w:i/>
+        </w:rPr>
+        <w:t>9050 Näringsrik granskog, 9020 Nordlig ädellövskog</w:t>
+      </w:r>
+      <w:r>
+        <w:t xml:space="preserve"> och </w:t>
+      </w:r>
+      <w:r>
+        <w:rPr>
+          <w:i/>
+        </w:rPr>
+        <w:t>8240 Karsthällmarker</w:t>
+      </w:r>
+      <w:r>
+        <w:t xml:space="preserve"> (SLU Artdatabanken, 2025).</w:t>
       </w:r>
     </w:p>
     <w:p>
@@ -876,7 +852,7 @@
     <w:r>
       <w:tab/>
       <w:tab/>
-      <w:t>2026-06-20</w:t>
+      <w:t>2026-06-21</w:t>
       <w:br/>
       <w:br/>
     </w:r>

--- a/klagomål/A 26370-2026 FSC-klagomål.docx
+++ b/klagomål/A 26370-2026 FSC-klagomål.docx
@@ -852,7 +852,7 @@
     <w:r>
       <w:tab/>
       <w:tab/>
-      <w:t>2026-06-21</w:t>
+      <w:t>2026-06-22</w:t>
       <w:br/>
       <w:br/>
     </w:r>

--- a/klagomål/A 26370-2026 FSC-klagomål.docx
+++ b/klagomål/A 26370-2026 FSC-klagomål.docx
@@ -852,7 +852,7 @@
     <w:r>
       <w:tab/>
       <w:tab/>
-      <w:t>2026-06-22</w:t>
+      <w:t>2026-06-23</w:t>
       <w:br/>
       <w:br/>
     </w:r>

--- a/klagomål/A 26370-2026 FSC-klagomål.docx
+++ b/klagomål/A 26370-2026 FSC-klagomål.docx
@@ -852,7 +852,7 @@
     <w:r>
       <w:tab/>
       <w:tab/>
-      <w:t>2026-06-23</w:t>
+      <w:t>2026-06-24</w:t>
       <w:br/>
       <w:br/>
     </w:r>

--- a/klagomål/A 26370-2026 FSC-klagomål.docx
+++ b/klagomål/A 26370-2026 FSC-klagomål.docx
@@ -852,7 +852,7 @@
     <w:r>
       <w:tab/>
       <w:tab/>
-      <w:t>2026-06-24</w:t>
+      <w:t>2026-06-25</w:t>
       <w:br/>
       <w:br/>
     </w:r>

--- a/klagomål/A 26370-2026 FSC-klagomål.docx
+++ b/klagomål/A 26370-2026 FSC-klagomål.docx
@@ -852,7 +852,7 @@
     <w:r>
       <w:tab/>
       <w:tab/>
-      <w:t>2026-06-25</w:t>
+      <w:t>2026-06-26</w:t>
       <w:br/>
       <w:br/>
     </w:r>

--- a/klagomål/A 26370-2026 FSC-klagomål.docx
+++ b/klagomål/A 26370-2026 FSC-klagomål.docx
@@ -852,7 +852,7 @@
     <w:r>
       <w:tab/>
       <w:tab/>
-      <w:t>2026-06-26</w:t>
+      <w:t>2026-06-27</w:t>
       <w:br/>
       <w:br/>
     </w:r>

--- a/klagomål/A 26370-2026 FSC-klagomål.docx
+++ b/klagomål/A 26370-2026 FSC-klagomål.docx
@@ -852,7 +852,7 @@
     <w:r>
       <w:tab/>
       <w:tab/>
-      <w:t>2026-06-27</w:t>
+      <w:t>2026-06-28</w:t>
       <w:br/>
       <w:br/>
     </w:r>

--- a/klagomål/A 26370-2026 FSC-klagomål.docx
+++ b/klagomål/A 26370-2026 FSC-klagomål.docx
@@ -852,7 +852,7 @@
     <w:r>
       <w:tab/>
       <w:tab/>
-      <w:t>2026-06-28</w:t>
+      <w:t>2026-06-29</w:t>
       <w:br/>
       <w:br/>
     </w:r>

--- a/klagomål/A 26370-2026 FSC-klagomål.docx
+++ b/klagomål/A 26370-2026 FSC-klagomål.docx
@@ -852,7 +852,7 @@
     <w:r>
       <w:tab/>
       <w:tab/>
-      <w:t>2026-06-29</w:t>
+      <w:t>2026-06-30</w:t>
       <w:br/>
       <w:br/>
     </w:r>

--- a/klagomål/A 26370-2026 FSC-klagomål.docx
+++ b/klagomål/A 26370-2026 FSC-klagomål.docx
@@ -852,7 +852,7 @@
     <w:r>
       <w:tab/>
       <w:tab/>
-      <w:t>2026-06-30</w:t>
+      <w:t>2026-07-01</w:t>
       <w:br/>
       <w:br/>
     </w:r>

--- a/klagomål/A 26370-2026 FSC-klagomål.docx
+++ b/klagomål/A 26370-2026 FSC-klagomål.docx
@@ -852,7 +852,7 @@
     <w:r>
       <w:tab/>
       <w:tab/>
-      <w:t>2026-07-01</w:t>
+      <w:t>2026-07-02</w:t>
       <w:br/>
       <w:br/>
     </w:r>

--- a/klagomål/A 26370-2026 FSC-klagomål.docx
+++ b/klagomål/A 26370-2026 FSC-klagomål.docx
@@ -852,7 +852,7 @@
     <w:r>
       <w:tab/>
       <w:tab/>
-      <w:t>2026-07-13</w:t>
+      <w:t>2026-07-14</w:t>
       <w:br/>
       <w:br/>
     </w:r>

--- a/klagomål/A 26370-2026 FSC-klagomål.docx
+++ b/klagomål/A 26370-2026 FSC-klagomål.docx
@@ -852,7 +852,7 @@
     <w:r>
       <w:tab/>
       <w:tab/>
-      <w:t>2026-07-14</w:t>
+      <w:t>2026-07-15</w:t>
       <w:br/>
       <w:br/>
     </w:r>

--- a/klagomål/A 26370-2026 FSC-klagomål.docx
+++ b/klagomål/A 26370-2026 FSC-klagomål.docx
@@ -852,7 +852,7 @@
     <w:r>
       <w:tab/>
       <w:tab/>
-      <w:t>2026-07-15</w:t>
+      <w:t>2026-07-16</w:t>
       <w:br/>
       <w:br/>
     </w:r>

--- a/klagomål/A 26370-2026 FSC-klagomål.docx
+++ b/klagomål/A 26370-2026 FSC-klagomål.docx
@@ -852,7 +852,7 @@
     <w:r>
       <w:tab/>
       <w:tab/>
-      <w:t>2026-07-16</w:t>
+      <w:t>2026-07-17</w:t>
       <w:br/>
       <w:br/>
     </w:r>

--- a/klagomål/A 26370-2026 FSC-klagomål.docx
+++ b/klagomål/A 26370-2026 FSC-klagomål.docx
@@ -852,7 +852,7 @@
     <w:r>
       <w:tab/>
       <w:tab/>
-      <w:t>2026-07-17</w:t>
+      <w:t>2026-07-18</w:t>
       <w:br/>
       <w:br/>
     </w:r>

--- a/klagomål/A 26370-2026 FSC-klagomål.docx
+++ b/klagomål/A 26370-2026 FSC-klagomål.docx
@@ -852,7 +852,7 @@
     <w:r>
       <w:tab/>
       <w:tab/>
-      <w:t>2026-07-18</w:t>
+      <w:t>2026-07-19</w:t>
       <w:br/>
       <w:br/>
     </w:r>

--- a/klagomål/A 26370-2026 FSC-klagomål.docx
+++ b/klagomål/A 26370-2026 FSC-klagomål.docx
@@ -852,7 +852,7 @@
     <w:r>
       <w:tab/>
       <w:tab/>
-      <w:t>2026-07-19</w:t>
+      <w:t>2026-07-20</w:t>
       <w:br/>
       <w:br/>
     </w:r>

--- a/klagomål/A 26370-2026 FSC-klagomål.docx
+++ b/klagomål/A 26370-2026 FSC-klagomål.docx
@@ -852,7 +852,7 @@
     <w:r>
       <w:tab/>
       <w:tab/>
-      <w:t>2026-07-20</w:t>
+      <w:t>2026-07-21</w:t>
       <w:br/>
       <w:br/>
     </w:r>

--- a/klagomål/A 26370-2026 FSC-klagomål.docx
+++ b/klagomål/A 26370-2026 FSC-klagomål.docx
@@ -852,7 +852,7 @@
     <w:r>
       <w:tab/>
       <w:tab/>
-      <w:t>2026-07-21</w:t>
+      <w:t>2026-07-22</w:t>
       <w:br/>
       <w:br/>
     </w:r>

--- a/klagomål/A 26370-2026 FSC-klagomål.docx
+++ b/klagomål/A 26370-2026 FSC-klagomål.docx
@@ -852,7 +852,7 @@
     <w:r>
       <w:tab/>
       <w:tab/>
-      <w:t>2026-07-22</w:t>
+      <w:t>2026-07-23</w:t>
       <w:br/>
       <w:br/>
     </w:r>

--- a/klagomål/A 26370-2026 FSC-klagomål.docx
+++ b/klagomål/A 26370-2026 FSC-klagomål.docx
@@ -852,7 +852,7 @@
     <w:r>
       <w:tab/>
       <w:tab/>
-      <w:t>2026-07-23</w:t>
+      <w:t>2026-07-24</w:t>
       <w:br/>
       <w:br/>
     </w:r>

--- a/klagomål/A 26370-2026 FSC-klagomål.docx
+++ b/klagomål/A 26370-2026 FSC-klagomål.docx
@@ -852,7 +852,7 @@
     <w:r>
       <w:tab/>
       <w:tab/>
-      <w:t>2026-07-24</w:t>
+      <w:t>2026-07-25</w:t>
       <w:br/>
       <w:br/>
     </w:r>

--- a/klagomål/A 26370-2026 FSC-klagomål.docx
+++ b/klagomål/A 26370-2026 FSC-klagomål.docx
@@ -852,7 +852,7 @@
     <w:r>
       <w:tab/>
       <w:tab/>
-      <w:t>2026-07-25</w:t>
+      <w:t>2026-07-26</w:t>
       <w:br/>
       <w:br/>
     </w:r>

--- a/klagomål/A 26370-2026 FSC-klagomål.docx
+++ b/klagomål/A 26370-2026 FSC-klagomål.docx
@@ -852,7 +852,7 @@
     <w:r>
       <w:tab/>
       <w:tab/>
-      <w:t>2026-07-26</w:t>
+      <w:t>2026-07-27</w:t>
       <w:br/>
       <w:br/>
     </w:r>

--- a/klagomål/A 26370-2026 FSC-klagomål.docx
+++ b/klagomål/A 26370-2026 FSC-klagomål.docx
@@ -852,7 +852,7 @@
     <w:r>
       <w:tab/>
       <w:tab/>
-      <w:t>2026-07-27</w:t>
+      <w:t>2026-07-28</w:t>
       <w:br/>
       <w:br/>
     </w:r>

--- a/klagomål/A 26370-2026 FSC-klagomål.docx
+++ b/klagomål/A 26370-2026 FSC-klagomål.docx
@@ -852,7 +852,7 @@
     <w:r>
       <w:tab/>
       <w:tab/>
-      <w:t>2026-07-28</w:t>
+      <w:t>2026-07-29</w:t>
       <w:br/>
       <w:br/>
     </w:r>

--- a/klagomål/A 26370-2026 FSC-klagomål.docx
+++ b/klagomål/A 26370-2026 FSC-klagomål.docx
@@ -852,7 +852,7 @@
     <w:r>
       <w:tab/>
       <w:tab/>
-      <w:t>2026-07-29</w:t>
+      <w:t>2026-07-30</w:t>
       <w:br/>
       <w:br/>
     </w:r>

--- a/klagomål/A 26370-2026 FSC-klagomål.docx
+++ b/klagomål/A 26370-2026 FSC-klagomål.docx
@@ -852,7 +852,7 @@
     <w:r>
       <w:tab/>
       <w:tab/>
-      <w:t>2026-07-30</w:t>
+      <w:t>2026-07-31</w:t>
       <w:br/>
       <w:br/>
     </w:r>

--- a/klagomål/A 26370-2026 FSC-klagomål.docx
+++ b/klagomål/A 26370-2026 FSC-klagomål.docx
@@ -852,7 +852,7 @@
     <w:r>
       <w:tab/>
       <w:tab/>
-      <w:t>2026-07-31</w:t>
+      <w:t>2026-08-01</w:t>
       <w:br/>
       <w:br/>
     </w:r>

--- a/klagomål/A 26370-2026 FSC-klagomål.docx
+++ b/klagomål/A 26370-2026 FSC-klagomål.docx
@@ -852,7 +852,7 @@
     <w:r>
       <w:tab/>
       <w:tab/>
-      <w:t>2026-08-01</w:t>
+      <w:t>2026-08-02</w:t>
       <w:br/>
       <w:br/>
     </w:r>

--- a/klagomål/A 26370-2026 FSC-klagomål.docx
+++ b/klagomål/A 26370-2026 FSC-klagomål.docx
@@ -852,7 +852,7 @@
     <w:r>
       <w:tab/>
       <w:tab/>
-      <w:t>2026-08-02</w:t>
+      <w:t>2026-08-03</w:t>
       <w:br/>
       <w:br/>
     </w:r>

--- a/klagomål/A 26370-2026 FSC-klagomål.docx
+++ b/klagomål/A 26370-2026 FSC-klagomål.docx
@@ -852,7 +852,7 @@
     <w:r>
       <w:tab/>
       <w:tab/>
-      <w:t>2026-08-03</w:t>
+      <w:t>2026-08-05</w:t>
       <w:br/>
       <w:br/>
     </w:r>

--- a/klagomål/A 26370-2026 FSC-klagomål.docx
+++ b/klagomål/A 26370-2026 FSC-klagomål.docx
@@ -852,7 +852,7 @@
     <w:r>
       <w:tab/>
       <w:tab/>
-      <w:t>2026-08-05</w:t>
+      <w:t>2026-08-07</w:t>
       <w:br/>
       <w:br/>
     </w:r>

--- a/klagomål/A 26370-2026 FSC-klagomål.docx
+++ b/klagomål/A 26370-2026 FSC-klagomål.docx
@@ -852,7 +852,7 @@
     <w:r>
       <w:tab/>
       <w:tab/>
-      <w:t>2026-08-07</w:t>
+      <w:t>2026-08-08</w:t>
       <w:br/>
       <w:br/>
     </w:r>

--- a/klagomål/A 26370-2026 FSC-klagomål.docx
+++ b/klagomål/A 26370-2026 FSC-klagomål.docx
@@ -216,7 +216,7 @@
         <w:spacing w:after="240"/>
       </w:pPr>
       <w:r>
-        <w:t>Figur 1. Fyndplatser för naturvårdsarter i och inom 16 meter från avverkningsanmälan. Markörer utan svart kant är placerade på fyndplatsen. Markörer med svart kant är placerade vid sidan av fyndplatsen har ett svart streck som visar fyndplatsens exakta position. Kartans mittpunktskoordinat är N 6669661, E 592076 i SWEREF 99 TM.</w:t>
+        <w:t>Figur 1. Fyndplatser för naturvårdsarter i och inom 16 meter från avverkningsanmälan. Markörer utan svart kant är placerade på fyndplatsen. Markörer med svart kant är placerade vid sidan av fyndplatsen och har ett svart streck som visar fyndplatsens exakta position. Kartans mittpunktskoordinat är N 6669661, E 592076 i SWEREF 99 TM.</w:t>
       </w:r>
     </w:p>
     <w:p>
@@ -852,7 +852,7 @@
     <w:r>
       <w:tab/>
       <w:tab/>
-      <w:t>2026-08-14</w:t>
+      <w:t>2026-08-15</w:t>
       <w:br/>
       <w:br/>
     </w:r>

--- a/klagomål/A 26370-2026 FSC-klagomål.docx
+++ b/klagomål/A 26370-2026 FSC-klagomål.docx
@@ -852,7 +852,7 @@
     <w:r>
       <w:tab/>
       <w:tab/>
-      <w:t>2026-08-15</w:t>
+      <w:t>2026-08-16</w:t>
       <w:br/>
       <w:br/>
     </w:r>

--- a/klagomål/A 26370-2026 FSC-klagomål.docx
+++ b/klagomål/A 26370-2026 FSC-klagomål.docx
@@ -852,7 +852,7 @@
     <w:r>
       <w:tab/>
       <w:tab/>
-      <w:t>2026-08-16</w:t>
+      <w:t>2026-08-17</w:t>
       <w:br/>
       <w:br/>
     </w:r>

--- a/klagomål/A 26370-2026 FSC-klagomål.docx
+++ b/klagomål/A 26370-2026 FSC-klagomål.docx
@@ -852,7 +852,7 @@
     <w:r>
       <w:tab/>
       <w:tab/>
-      <w:t>2026-08-17</w:t>
+      <w:t>2026-08-18</w:t>
       <w:br/>
       <w:br/>
     </w:r>

--- a/klagomål/A 26370-2026 FSC-klagomål.docx
+++ b/klagomål/A 26370-2026 FSC-klagomål.docx
@@ -852,7 +852,7 @@
     <w:r>
       <w:tab/>
       <w:tab/>
-      <w:t>2026-08-18</w:t>
+      <w:t>2026-08-19</w:t>
       <w:br/>
       <w:br/>
     </w:r>

--- a/klagomål/A 26370-2026 FSC-klagomål.docx
+++ b/klagomål/A 26370-2026 FSC-klagomål.docx
@@ -852,7 +852,7 @@
     <w:r>
       <w:tab/>
       <w:tab/>
-      <w:t>2026-08-19</w:t>
+      <w:t>2026-08-20</w:t>
       <w:br/>
       <w:br/>
     </w:r>

--- a/klagomål/A 26370-2026 FSC-klagomål.docx
+++ b/klagomål/A 26370-2026 FSC-klagomål.docx
@@ -852,7 +852,7 @@
     <w:r>
       <w:tab/>
       <w:tab/>
-      <w:t>2026-08-20</w:t>
+      <w:t>2026-08-21</w:t>
       <w:br/>
       <w:br/>
     </w:r>

--- a/klagomål/A 26370-2026 FSC-klagomål.docx
+++ b/klagomål/A 26370-2026 FSC-klagomål.docx
@@ -852,7 +852,7 @@
     <w:r>
       <w:tab/>
       <w:tab/>
-      <w:t>2026-08-21</w:t>
+      <w:t>2026-08-22</w:t>
       <w:br/>
       <w:br/>
     </w:r>
